--- a/交付成果/第三轮修订版/第三轮4周版/读书会17_菩萨道思想（一）_4周资料包（第三版修订）/Word版/第4周_忍辱等五波罗密与在家修菩萨道_主持人版.docx
+++ b/交付成果/第三轮修订版/第三轮4周版/读书会17_菩萨道思想（一）_4周资料包（第三版修订）/Word版/第4周_忍辱等五波罗密与在家修菩萨道_主持人版.docx
@@ -11073,6 +11073,231 @@
           <w:b w:val="0"/>
         </w:rPr>
         <w:t>&lt;!--EXT_READ--&gt;</w:t>
+      </w:r>
+    </w:p>
+    <w:p>
+      <w:r>
+        <w:rPr>
+          <w:b/>
+          <w:color w:val="1F3864"/>
+          <w:sz w:val="26"/>
+        </w:rPr>
+        <w:t>🖼 课件原图（源 PDF 渲染·供投屏）</w:t>
+      </w:r>
+    </w:p>
+    <w:p>
+      <w:pPr>
+        <w:ind w:left="170"/>
+        <w:pBdr>
+          <w:left w:val="single" w:sz="18" w:space="4" w:color="1F3864"/>
+        </w:pBdr>
+        <w:shd w:val="clear" w:fill="F2F5FA"/>
+      </w:pPr>
+      <w:r>
+        <w:rPr>
+          <w:b w:val="0"/>
+        </w:rPr>
+        <w:t>下列图片为正文标注「图形页／无法逐字提取／图版」处对应的</w:t>
+      </w:r>
+      <w:r>
+        <w:rPr>
+          <w:b/>
+        </w:rPr>
+        <w:t>源课件整页渲染</w:t>
+      </w:r>
+      <w:r>
+        <w:rPr>
+          <w:b w:val="0"/>
+        </w:rPr>
+        <w:t>（自知识库媒体导出后 pymupdf 渲染，最大宽约 1200px），供投屏或板书对照；每页标注源材料与页码。共读原文文字未改。</w:t>
+      </w:r>
+    </w:p>
+    <w:p>
+      <w:r>
+        <w:rPr>
+          <w:b/>
+        </w:rPr>
+        <w:t>《### 材料③（副材料）◈·巴利三藏中的菩萨道思想11-真实巴拉密1（课件）》</w:t>
+      </w:r>
+      <w:r>
+        <w:rPr>
+          <w:b w:val="0"/>
+        </w:rPr>
+        <w:t>（源 PDF 共渲染 10 页）：</w:t>
+      </w:r>
+    </w:p>
+    <w:p>
+      <w:r>
+        <w:rPr>
+          <w:b w:val="0"/>
+        </w:rPr>
+        <w:t>![课件原图·### 材料③（副材料）◈·巴利三藏中的菩萨道思想11-真实巴拉密1（课件）·第1页](课件原图/课件原图_22831605_p01.png)</w:t>
+      </w:r>
+    </w:p>
+    <w:p>
+      <w:r>
+        <w:rPr>
+          <w:b w:val="0"/>
+        </w:rPr>
+        <w:t>![课件原图·### 材料③（副材料）◈·巴利三藏中的菩萨道思想11-真实巴拉密1（课件）·第2页](课件原图/课件原图_22831605_p02.png)</w:t>
+      </w:r>
+    </w:p>
+    <w:p>
+      <w:r>
+        <w:rPr>
+          <w:b w:val="0"/>
+        </w:rPr>
+        <w:t>![课件原图·### 材料③（副材料）◈·巴利三藏中的菩萨道思想11-真实巴拉密1（课件）·第3页](课件原图/课件原图_22831605_p03.png)</w:t>
+      </w:r>
+    </w:p>
+    <w:p>
+      <w:r>
+        <w:rPr>
+          <w:b w:val="0"/>
+        </w:rPr>
+        <w:t>![课件原图·### 材料③（副材料）◈·巴利三藏中的菩萨道思想11-真实巴拉密1（课件）·第4页](课件原图/课件原图_22831605_p04.png)</w:t>
+      </w:r>
+    </w:p>
+    <w:p>
+      <w:r>
+        <w:rPr>
+          <w:b w:val="0"/>
+        </w:rPr>
+        <w:t>![课件原图·### 材料③（副材料）◈·巴利三藏中的菩萨道思想11-真实巴拉密1（课件）·第5页](课件原图/课件原图_22831605_p05.png)</w:t>
+      </w:r>
+    </w:p>
+    <w:p>
+      <w:r>
+        <w:rPr>
+          <w:b w:val="0"/>
+        </w:rPr>
+        <w:t>![课件原图·### 材料③（副材料）◈·巴利三藏中的菩萨道思想11-真实巴拉密1（课件）·第6页](课件原图/课件原图_22831605_p06.png)</w:t>
+      </w:r>
+    </w:p>
+    <w:p>
+      <w:r>
+        <w:rPr>
+          <w:b w:val="0"/>
+        </w:rPr>
+        <w:t>![课件原图·### 材料③（副材料）◈·巴利三藏中的菩萨道思想11-真实巴拉密1（课件）·第7页](课件原图/课件原图_22831605_p07.png)</w:t>
+      </w:r>
+    </w:p>
+    <w:p>
+      <w:r>
+        <w:rPr>
+          <w:b w:val="0"/>
+        </w:rPr>
+        <w:t>![课件原图·### 材料③（副材料）◈·巴利三藏中的菩萨道思想11-真实巴拉密1（课件）·第8页](课件原图/课件原图_22831605_p08.png)</w:t>
+      </w:r>
+    </w:p>
+    <w:p>
+      <w:r>
+        <w:rPr>
+          <w:b w:val="0"/>
+        </w:rPr>
+        <w:t>![课件原图·### 材料③（副材料）◈·巴利三藏中的菩萨道思想11-真实巴拉密1（课件）·第9页](课件原图/课件原图_22831605_p09.png)</w:t>
+      </w:r>
+    </w:p>
+    <w:p>
+      <w:r>
+        <w:rPr>
+          <w:b w:val="0"/>
+        </w:rPr>
+        <w:t>![课件原图·### 材料③（副材料）◈·巴利三藏中的菩萨道思想11-真实巴拉密1（课件）·第10页](课件原图/课件原图_22831605_p10.png)</w:t>
+      </w:r>
+    </w:p>
+    <w:p>
+      <w:r>
+        <w:rPr>
+          <w:b/>
+        </w:rPr>
+        <w:t>《### 材料⑦（副材料）◈·巴利三藏中的菩萨道思想13-慈巴拉密2、舍巴拉密（课》</w:t>
+      </w:r>
+      <w:r>
+        <w:rPr>
+          <w:b w:val="0"/>
+        </w:rPr>
+        <w:t>（源 PDF 共渲染 10 页）：</w:t>
+      </w:r>
+    </w:p>
+    <w:p>
+      <w:r>
+        <w:rPr>
+          <w:b w:val="0"/>
+        </w:rPr>
+        <w:t>![课件原图·### 材料⑦（副材料）◈·巴利三藏中的菩萨道思想13-慈巴拉密2、舍巴拉密（课·第1页](课件原图/课件原图_22831605_p01.png)</w:t>
+      </w:r>
+    </w:p>
+    <w:p>
+      <w:r>
+        <w:rPr>
+          <w:b w:val="0"/>
+        </w:rPr>
+        <w:t>![课件原图·### 材料⑦（副材料）◈·巴利三藏中的菩萨道思想13-慈巴拉密2、舍巴拉密（课·第2页](课件原图/课件原图_22831605_p02.png)</w:t>
+      </w:r>
+    </w:p>
+    <w:p>
+      <w:r>
+        <w:rPr>
+          <w:b w:val="0"/>
+        </w:rPr>
+        <w:t>![课件原图·### 材料⑦（副材料）◈·巴利三藏中的菩萨道思想13-慈巴拉密2、舍巴拉密（课·第3页](课件原图/课件原图_22831605_p03.png)</w:t>
+      </w:r>
+    </w:p>
+    <w:p>
+      <w:r>
+        <w:rPr>
+          <w:b w:val="0"/>
+        </w:rPr>
+        <w:t>![课件原图·### 材料⑦（副材料）◈·巴利三藏中的菩萨道思想13-慈巴拉密2、舍巴拉密（课·第4页](课件原图/课件原图_22831605_p04.png)</w:t>
+      </w:r>
+    </w:p>
+    <w:p>
+      <w:r>
+        <w:rPr>
+          <w:b w:val="0"/>
+        </w:rPr>
+        <w:t>![课件原图·### 材料⑦（副材料）◈·巴利三藏中的菩萨道思想13-慈巴拉密2、舍巴拉密（课·第5页](课件原图/课件原图_22831605_p05.png)</w:t>
+      </w:r>
+    </w:p>
+    <w:p>
+      <w:r>
+        <w:rPr>
+          <w:b w:val="0"/>
+        </w:rPr>
+        <w:t>![课件原图·### 材料⑦（副材料）◈·巴利三藏中的菩萨道思想13-慈巴拉密2、舍巴拉密（课·第6页](课件原图/课件原图_22831605_p06.png)</w:t>
+      </w:r>
+    </w:p>
+    <w:p>
+      <w:r>
+        <w:rPr>
+          <w:b w:val="0"/>
+        </w:rPr>
+        <w:t>![课件原图·### 材料⑦（副材料）◈·巴利三藏中的菩萨道思想13-慈巴拉密2、舍巴拉密（课·第7页](课件原图/课件原图_22831605_p07.png)</w:t>
+      </w:r>
+    </w:p>
+    <w:p>
+      <w:r>
+        <w:rPr>
+          <w:b w:val="0"/>
+        </w:rPr>
+        <w:t>![课件原图·### 材料⑦（副材料）◈·巴利三藏中的菩萨道思想13-慈巴拉密2、舍巴拉密（课·第8页](课件原图/课件原图_22831605_p08.png)</w:t>
+      </w:r>
+    </w:p>
+    <w:p>
+      <w:r>
+        <w:rPr>
+          <w:b w:val="0"/>
+        </w:rPr>
+        <w:t>![课件原图·### 材料⑦（副材料）◈·巴利三藏中的菩萨道思想13-慈巴拉密2、舍巴拉密（课·第9页](课件原图/课件原图_22831605_p09.png)</w:t>
+      </w:r>
+    </w:p>
+    <w:p>
+      <w:r>
+        <w:rPr>
+          <w:b w:val="0"/>
+        </w:rPr>
+        <w:t>![课件原图·### 材料⑦（副材料）◈·巴利三藏中的菩萨道思想13-慈巴拉密2、舍巴拉密（课·第10页](课件原图/课件原图_22831605_p10.png)</w:t>
       </w:r>
     </w:p>
     <w:sectPr>

--- a/交付成果/第三轮修订版/第三轮4周版/读书会17_菩萨道思想（一）_4周资料包（第三版修订）/Word版/第4周_忍辱等五波罗密与在家修菩萨道_主持人版.docx
+++ b/交付成果/第三轮修订版/第三轮4周版/读书会17_菩萨道思想（一）_4周资料包（第三版修订）/Word版/第4周_忍辱等五波罗密与在家修菩萨道_主持人版.docx
@@ -11109,195 +11109,309 @@
         <w:rPr>
           <w:b w:val="0"/>
         </w:rPr>
-        <w:t>（自知识库媒体导出后 pymupdf 渲染，最大宽约 1200px），供投屏或板书对照；每页标注源材料与页码。共读原文文字未改。</w:t>
-      </w:r>
-    </w:p>
-    <w:p>
-      <w:r>
-        <w:rPr>
-          <w:b/>
-        </w:rPr>
-        <w:t>《### 材料③（副材料）◈·巴利三藏中的菩萨道思想11-真实巴拉密1（课件）》</w:t>
-      </w:r>
-      <w:r>
-        <w:rPr>
-          <w:b w:val="0"/>
-        </w:rPr>
-        <w:t>（源 PDF 共渲染 10 页）：</w:t>
-      </w:r>
-    </w:p>
-    <w:p>
-      <w:r>
-        <w:rPr>
-          <w:b w:val="0"/>
-        </w:rPr>
-        <w:t>![课件原图·### 材料③（副材料）◈·巴利三藏中的菩萨道思想11-真实巴拉密1（课件）·第1页](课件原图/课件原图_22831605_p01.png)</w:t>
-      </w:r>
-    </w:p>
-    <w:p>
-      <w:r>
-        <w:rPr>
-          <w:b w:val="0"/>
-        </w:rPr>
-        <w:t>![课件原图·### 材料③（副材料）◈·巴利三藏中的菩萨道思想11-真实巴拉密1（课件）·第2页](课件原图/课件原图_22831605_p02.png)</w:t>
-      </w:r>
-    </w:p>
-    <w:p>
-      <w:r>
-        <w:rPr>
-          <w:b w:val="0"/>
-        </w:rPr>
-        <w:t>![课件原图·### 材料③（副材料）◈·巴利三藏中的菩萨道思想11-真实巴拉密1（课件）·第3页](课件原图/课件原图_22831605_p03.png)</w:t>
-      </w:r>
-    </w:p>
-    <w:p>
-      <w:r>
-        <w:rPr>
-          <w:b w:val="0"/>
-        </w:rPr>
-        <w:t>![课件原图·### 材料③（副材料）◈·巴利三藏中的菩萨道思想11-真实巴拉密1（课件）·第4页](课件原图/课件原图_22831605_p04.png)</w:t>
-      </w:r>
-    </w:p>
-    <w:p>
-      <w:r>
-        <w:rPr>
-          <w:b w:val="0"/>
-        </w:rPr>
-        <w:t>![课件原图·### 材料③（副材料）◈·巴利三藏中的菩萨道思想11-真实巴拉密1（课件）·第5页](课件原图/课件原图_22831605_p05.png)</w:t>
-      </w:r>
-    </w:p>
-    <w:p>
-      <w:r>
-        <w:rPr>
-          <w:b w:val="0"/>
-        </w:rPr>
-        <w:t>![课件原图·### 材料③（副材料）◈·巴利三藏中的菩萨道思想11-真实巴拉密1（课件）·第6页](课件原图/课件原图_22831605_p06.png)</w:t>
-      </w:r>
-    </w:p>
-    <w:p>
-      <w:r>
-        <w:rPr>
-          <w:b w:val="0"/>
-        </w:rPr>
-        <w:t>![课件原图·### 材料③（副材料）◈·巴利三藏中的菩萨道思想11-真实巴拉密1（课件）·第7页](课件原图/课件原图_22831605_p07.png)</w:t>
-      </w:r>
-    </w:p>
-    <w:p>
-      <w:r>
-        <w:rPr>
-          <w:b w:val="0"/>
-        </w:rPr>
-        <w:t>![课件原图·### 材料③（副材料）◈·巴利三藏中的菩萨道思想11-真实巴拉密1（课件）·第8页](课件原图/课件原图_22831605_p08.png)</w:t>
-      </w:r>
-    </w:p>
-    <w:p>
-      <w:r>
-        <w:rPr>
-          <w:b w:val="0"/>
-        </w:rPr>
-        <w:t>![课件原图·### 材料③（副材料）◈·巴利三藏中的菩萨道思想11-真实巴拉密1（课件）·第9页](课件原图/课件原图_22831605_p09.png)</w:t>
-      </w:r>
-    </w:p>
-    <w:p>
-      <w:r>
-        <w:rPr>
-          <w:b w:val="0"/>
-        </w:rPr>
-        <w:t>![课件原图·### 材料③（副材料）◈·巴利三藏中的菩萨道思想11-真实巴拉密1（课件）·第10页](课件原图/课件原图_22831605_p10.png)</w:t>
-      </w:r>
-    </w:p>
-    <w:p>
-      <w:r>
-        <w:rPr>
-          <w:b/>
-        </w:rPr>
-        <w:t>《### 材料⑦（副材料）◈·巴利三藏中的菩萨道思想13-慈巴拉密2、舍巴拉密（课》</w:t>
-      </w:r>
-      <w:r>
-        <w:rPr>
-          <w:b w:val="0"/>
-        </w:rPr>
-        <w:t>（源 PDF 共渲染 10 页）：</w:t>
-      </w:r>
-    </w:p>
-    <w:p>
-      <w:r>
-        <w:rPr>
-          <w:b w:val="0"/>
-        </w:rPr>
-        <w:t>![课件原图·### 材料⑦（副材料）◈·巴利三藏中的菩萨道思想13-慈巴拉密2、舍巴拉密（课·第1页](课件原图/课件原图_22831605_p01.png)</w:t>
-      </w:r>
-    </w:p>
-    <w:p>
-      <w:r>
-        <w:rPr>
-          <w:b w:val="0"/>
-        </w:rPr>
-        <w:t>![课件原图·### 材料⑦（副材料）◈·巴利三藏中的菩萨道思想13-慈巴拉密2、舍巴拉密（课·第2页](课件原图/课件原图_22831605_p02.png)</w:t>
-      </w:r>
-    </w:p>
-    <w:p>
-      <w:r>
-        <w:rPr>
-          <w:b w:val="0"/>
-        </w:rPr>
-        <w:t>![课件原图·### 材料⑦（副材料）◈·巴利三藏中的菩萨道思想13-慈巴拉密2、舍巴拉密（课·第3页](课件原图/课件原图_22831605_p03.png)</w:t>
-      </w:r>
-    </w:p>
-    <w:p>
-      <w:r>
-        <w:rPr>
-          <w:b w:val="0"/>
-        </w:rPr>
-        <w:t>![课件原图·### 材料⑦（副材料）◈·巴利三藏中的菩萨道思想13-慈巴拉密2、舍巴拉密（课·第4页](课件原图/课件原图_22831605_p04.png)</w:t>
-      </w:r>
-    </w:p>
-    <w:p>
-      <w:r>
-        <w:rPr>
-          <w:b w:val="0"/>
-        </w:rPr>
-        <w:t>![课件原图·### 材料⑦（副材料）◈·巴利三藏中的菩萨道思想13-慈巴拉密2、舍巴拉密（课·第5页](课件原图/课件原图_22831605_p05.png)</w:t>
-      </w:r>
-    </w:p>
-    <w:p>
-      <w:r>
-        <w:rPr>
-          <w:b w:val="0"/>
-        </w:rPr>
-        <w:t>![课件原图·### 材料⑦（副材料）◈·巴利三藏中的菩萨道思想13-慈巴拉密2、舍巴拉密（课·第6页](课件原图/课件原图_22831605_p06.png)</w:t>
-      </w:r>
-    </w:p>
-    <w:p>
-      <w:r>
-        <w:rPr>
-          <w:b w:val="0"/>
-        </w:rPr>
-        <w:t>![课件原图·### 材料⑦（副材料）◈·巴利三藏中的菩萨道思想13-慈巴拉密2、舍巴拉密（课·第7页](课件原图/课件原图_22831605_p07.png)</w:t>
-      </w:r>
-    </w:p>
-    <w:p>
-      <w:r>
-        <w:rPr>
-          <w:b w:val="0"/>
-        </w:rPr>
-        <w:t>![课件原图·### 材料⑦（副材料）◈·巴利三藏中的菩萨道思想13-慈巴拉密2、舍巴拉密（课·第8页](课件原图/课件原图_22831605_p08.png)</w:t>
-      </w:r>
-    </w:p>
-    <w:p>
-      <w:r>
-        <w:rPr>
-          <w:b w:val="0"/>
-        </w:rPr>
-        <w:t>![课件原图·### 材料⑦（副材料）◈·巴利三藏中的菩萨道思想13-慈巴拉密2、舍巴拉密（课·第9页](课件原图/课件原图_22831605_p09.png)</w:t>
-      </w:r>
-    </w:p>
-    <w:p>
-      <w:r>
-        <w:rPr>
-          <w:b w:val="0"/>
-        </w:rPr>
-        <w:t>![课件原图·### 材料⑦（副材料）◈·巴利三藏中的菩萨道思想13-慈巴拉密2、舍巴拉密（课·第10页](课件原图/课件原图_22831605_p10.png)</w:t>
+        <w:t>（自知识库媒体导出后 pymupdf 渲染，最大宽约 1200px），供投屏或板书对照；每页标注源材料与页码。《共读原文》文字一字未改。</w:t>
+      </w:r>
+    </w:p>
+    <w:p>
+      <w:r>
+        <w:rPr>
+          <w:b/>
+        </w:rPr>
+        <w:t>拼版总图（整册缩略·目视定位用）</w:t>
+      </w:r>
+    </w:p>
+    <w:p>
+      <w:pPr>
+        <w:pStyle w:val="ListBullet"/>
+      </w:pPr>
+      <w:r>
+        <w:rPr>
+          <w:b w:val="0"/>
+        </w:rPr>
+        <w:t>《巴利三藏中的菩萨道思想10-精进巴拉密2、忍辱巴拉密（课件）》：![拼版总图·《巴利三藏中的菩萨道思想10-精进巴拉密2、忍辱巴拉密（课件）》](课件原图/拼版_2e34d180.png)</w:t>
+      </w:r>
+    </w:p>
+    <w:p>
+      <w:pPr>
+        <w:pStyle w:val="ListBullet"/>
+      </w:pPr>
+      <w:r>
+        <w:rPr>
+          <w:b w:val="0"/>
+        </w:rPr>
+        <w:t>《巴利三藏中的菩萨道思想11-真实巴拉密1（课件）》：![拼版总图·《巴利三藏中的菩萨道思想11-真实巴拉密1（课件）》](课件原图/拼版_b1da1fbc.png)</w:t>
+      </w:r>
+    </w:p>
+    <w:p>
+      <w:pPr>
+        <w:pStyle w:val="ListBullet"/>
+      </w:pPr>
+      <w:r>
+        <w:rPr>
+          <w:b w:val="0"/>
+        </w:rPr>
+        <w:t>《巴利三藏中的菩萨道思想12-真实巴拉密2、决意巴拉密、慈巴拉密1（课件）》：![拼版总图·《巴利三藏中的菩萨道思想12-真实巴拉密2、决意巴拉密、慈巴拉密1（课件）》](课件原图/拼版_98fbad78.png)</w:t>
+      </w:r>
+    </w:p>
+    <w:p>
+      <w:pPr>
+        <w:pStyle w:val="ListBullet"/>
+      </w:pPr>
+      <w:r>
+        <w:rPr>
+          <w:b w:val="0"/>
+        </w:rPr>
+        <w:t>《巴利三藏中的菩萨道思想13-慈巴拉密2、舍巴拉密（课件）》：![拼版总图·《巴利三藏中的菩萨道思想13-慈巴拉密2、舍巴拉密（课件）》](课件原图/拼版_658c67dc.png)</w:t>
+      </w:r>
+    </w:p>
+    <w:p>
+      <w:pPr>
+        <w:pStyle w:val="ListBullet"/>
+      </w:pPr>
+      <w:r>
+        <w:rPr>
+          <w:b w:val="0"/>
+        </w:rPr>
+        <w:t>《南北传菩萨道.pdf》：![拼版总图·《南北传菩萨道.pdf》](课件原图/拼版_9a5e453b.png)</w:t>
+      </w:r>
+    </w:p>
+    <w:p>
+      <w:pPr>
+        <w:pStyle w:val="ListBullet"/>
+      </w:pPr>
+      <w:r>
+        <w:rPr>
+          <w:b w:val="0"/>
+        </w:rPr>
+        <w:t>《南傳菩薩道.pdf》：![拼版总图·《南傳菩薩道.pdf》](课件原图/拼版_ab5f1c12.png)</w:t>
+      </w:r>
+    </w:p>
+    <w:p>
+      <w:r>
+        <w:rPr>
+          <w:b/>
+        </w:rPr>
+        <w:t>图形页（目视定位所得）</w:t>
+      </w:r>
+    </w:p>
+    <w:p>
+      <w:pPr>
+        <w:pStyle w:val="ListBullet"/>
+      </w:pPr>
+      <w:r>
+        <w:rPr>
+          <w:b w:val="0"/>
+        </w:rPr>
+        <w:t>《巴利三藏中的菩萨道思想10-精进巴拉密2、忍辱巴拉密（课件）》第3页（结构图/流程图/表格）：![课件原图·《巴利三藏中的菩萨道思想10-精进巴拉密2、忍辱巴拉密（课件）》·第3页](课件原图/课件原图_2e34d180_p03.png)</w:t>
+      </w:r>
+    </w:p>
+    <w:p>
+      <w:pPr>
+        <w:pStyle w:val="ListBullet"/>
+      </w:pPr>
+      <w:r>
+        <w:rPr>
+          <w:b w:val="0"/>
+        </w:rPr>
+        <w:t>《巴利三藏中的菩萨道思想10-精进巴拉密2、忍辱巴拉密（课件）》第4页（结构图/流程图/表格）：![课件原图·《巴利三藏中的菩萨道思想10-精进巴拉密2、忍辱巴拉密（课件）》·第4页](课件原图/课件原图_2e34d180_p04.png)</w:t>
+      </w:r>
+    </w:p>
+    <w:p>
+      <w:pPr>
+        <w:pStyle w:val="ListBullet"/>
+      </w:pPr>
+      <w:r>
+        <w:rPr>
+          <w:b w:val="0"/>
+        </w:rPr>
+        <w:t>《巴利三藏中的菩萨道思想10-精进巴拉密2、忍辱巴拉密（课件）》第25页（结构图/流程图/表格）：![课件原图·《巴利三藏中的菩萨道思想10-精进巴拉密2、忍辱巴拉密（课件）》·第25页](课件原图/课件原图_2e34d180_p25.png)</w:t>
+      </w:r>
+    </w:p>
+    <w:p>
+      <w:pPr>
+        <w:pStyle w:val="ListBullet"/>
+      </w:pPr>
+      <w:r>
+        <w:rPr>
+          <w:b w:val="0"/>
+        </w:rPr>
+        <w:t>《巴利三藏中的菩萨道思想10-精进巴拉密2、忍辱巴拉密（课件）》第26页（结构图/流程图/表格）：![课件原图·《巴利三藏中的菩萨道思想10-精进巴拉密2、忍辱巴拉密（课件）》·第26页](课件原图/课件原图_2e34d180_p26.png)</w:t>
+      </w:r>
+    </w:p>
+    <w:p>
+      <w:pPr>
+        <w:pStyle w:val="ListBullet"/>
+      </w:pPr>
+      <w:r>
+        <w:rPr>
+          <w:b w:val="0"/>
+        </w:rPr>
+        <w:t>《巴利三藏中的菩萨道思想10-精进巴拉密2、忍辱巴拉密（课件）》第30页（结构图/流程图/表格）：![课件原图·《巴利三藏中的菩萨道思想10-精进巴拉密2、忍辱巴拉密（课件）》·第30页](课件原图/课件原图_2e34d180_p30.png)</w:t>
+      </w:r>
+    </w:p>
+    <w:p>
+      <w:pPr>
+        <w:pStyle w:val="ListBullet"/>
+      </w:pPr>
+      <w:r>
+        <w:rPr>
+          <w:b w:val="0"/>
+        </w:rPr>
+        <w:t>《巴利三藏中的菩萨道思想11-真实巴拉密1（课件）》：（本册为纯文字页，无图形页）</w:t>
+      </w:r>
+    </w:p>
+    <w:p>
+      <w:pPr>
+        <w:pStyle w:val="ListBullet"/>
+      </w:pPr>
+      <w:r>
+        <w:rPr>
+          <w:b w:val="0"/>
+        </w:rPr>
+        <w:t>《巴利三藏中的菩萨道思想12-真实巴拉密2、决意巴拉密、慈巴拉密1（课件）》第16页（表格/结构图）：![课件原图·《巴利三藏中的菩萨道思想12-真实巴拉密2、决意巴拉密、慈巴拉密1（课件）》·第16页](课件原图/课件原图_98fbad78_p16.png)</w:t>
+      </w:r>
+    </w:p>
+    <w:p>
+      <w:pPr>
+        <w:pStyle w:val="ListBullet"/>
+      </w:pPr>
+      <w:r>
+        <w:rPr>
+          <w:b w:val="0"/>
+        </w:rPr>
+        <w:t>《巴利三藏中的菩萨道思想12-真实巴拉密2、决意巴拉密、慈巴拉密1（课件）》第21页（表格/结构图）：![课件原图·《巴利三藏中的菩萨道思想12-真实巴拉密2、决意巴拉密、慈巴拉密1（课件）》·第21页](课件原图/课件原图_98fbad78_p21.png)</w:t>
+      </w:r>
+    </w:p>
+    <w:p>
+      <w:pPr>
+        <w:pStyle w:val="ListBullet"/>
+      </w:pPr>
+      <w:r>
+        <w:rPr>
+          <w:b w:val="0"/>
+        </w:rPr>
+        <w:t>《巴利三藏中的菩萨道思想12-真实巴拉密2、决意巴拉密、慈巴拉密1（课件）》第23页（表格/结构图）：![课件原图·《巴利三藏中的菩萨道思想12-真实巴拉密2、决意巴拉密、慈巴拉密1（课件）》·第23页](课件原图/课件原图_98fbad78_p23.png)</w:t>
+      </w:r>
+    </w:p>
+    <w:p>
+      <w:pPr>
+        <w:pStyle w:val="ListBullet"/>
+      </w:pPr>
+      <w:r>
+        <w:rPr>
+          <w:b w:val="0"/>
+        </w:rPr>
+        <w:t>《巴利三藏中的菩萨道思想12-真实巴拉密2、决意巴拉密、慈巴拉密1（课件）》第33页（表格/结构图）：![课件原图·《巴利三藏中的菩萨道思想12-真实巴拉密2、决意巴拉密、慈巴拉密1（课件）》·第33页](课件原图/课件原图_98fbad78_p33.png)</w:t>
+      </w:r>
+    </w:p>
+    <w:p>
+      <w:pPr>
+        <w:pStyle w:val="ListBullet"/>
+      </w:pPr>
+      <w:r>
+        <w:rPr>
+          <w:b w:val="0"/>
+        </w:rPr>
+        <w:t>《巴利三藏中的菩萨道思想12-真实巴拉密2、决意巴拉密、慈巴拉密1（课件）》第37页（表格/结构图）：![课件原图·《巴利三藏中的菩萨道思想12-真实巴拉密2、决意巴拉密、慈巴拉密1（课件）》·第37页](课件原图/课件原图_98fbad78_p37.png)</w:t>
+      </w:r>
+    </w:p>
+    <w:p>
+      <w:pPr>
+        <w:pStyle w:val="ListBullet"/>
+      </w:pPr>
+      <w:r>
+        <w:rPr>
+          <w:b w:val="0"/>
+        </w:rPr>
+        <w:t>《巴利三藏中的菩萨道思想12-真实巴拉密2、决意巴拉密、慈巴拉密1（课件）》第44页（表格/结构图）：![课件原图·《巴利三藏中的菩萨道思想12-真实巴拉密2、决意巴拉密、慈巴拉密1（课件）》·第44页](课件原图/课件原图_98fbad78_p44.png)</w:t>
+      </w:r>
+    </w:p>
+    <w:p>
+      <w:pPr>
+        <w:pStyle w:val="ListBullet"/>
+      </w:pPr>
+      <w:r>
+        <w:rPr>
+          <w:b w:val="0"/>
+        </w:rPr>
+        <w:t>《巴利三藏中的菩萨道思想12-真实巴拉密2、决意巴拉密、慈巴拉密1（课件）》第59页（表格/结构图）：![课件原图·《巴利三藏中的菩萨道思想12-真实巴拉密2、决意巴拉密、慈巴拉密1（课件）》·第59页](课件原图/课件原图_98fbad78_p59.png)</w:t>
+      </w:r>
+    </w:p>
+    <w:p>
+      <w:pPr>
+        <w:pStyle w:val="ListBullet"/>
+      </w:pPr>
+      <w:r>
+        <w:rPr>
+          <w:b w:val="0"/>
+        </w:rPr>
+        <w:t>《巴利三藏中的菩萨道思想12-真实巴拉密2、决意巴拉密、慈巴拉密1（课件）》第62页（表格/结构图）：![课件原图·《巴利三藏中的菩萨道思想12-真实巴拉密2、决意巴拉密、慈巴拉密1（课件）》·第62页](课件原图/课件原图_98fbad78_p62.png)</w:t>
+      </w:r>
+    </w:p>
+    <w:p>
+      <w:pPr>
+        <w:pStyle w:val="ListBullet"/>
+      </w:pPr>
+      <w:r>
+        <w:rPr>
+          <w:b w:val="0"/>
+        </w:rPr>
+        <w:t>《巴利三藏中的菩萨道思想12-真实巴拉密2、决意巴拉密、慈巴拉密1（课件）》第65页（表格/结构图）：![课件原图·《巴利三藏中的菩萨道思想12-真实巴拉密2、决意巴拉密、慈巴拉密1（课件）》·第65页](课件原图/课件原图_98fbad78_p65.png)</w:t>
+      </w:r>
+    </w:p>
+    <w:p>
+      <w:pPr>
+        <w:pStyle w:val="ListBullet"/>
+      </w:pPr>
+      <w:r>
+        <w:rPr>
+          <w:b w:val="0"/>
+        </w:rPr>
+        <w:t>《巴利三藏中的菩萨道思想12-真实巴拉密2、决意巴拉密、慈巴拉密1（课件）》第70页（表格/结构图）：![课件原图·《巴利三藏中的菩萨道思想12-真实巴拉密2、决意巴拉密、慈巴拉密1（课件）》·第70页](课件原图/课件原图_98fbad78_p70.png)</w:t>
+      </w:r>
+    </w:p>
+    <w:p>
+      <w:pPr>
+        <w:pStyle w:val="ListBullet"/>
+      </w:pPr>
+      <w:r>
+        <w:rPr>
+          <w:b w:val="0"/>
+        </w:rPr>
+        <w:t>《巴利三藏中的菩萨道思想12-真实巴拉密2、决意巴拉密、慈巴拉密1（课件）》第74页（表格/结构图）：![课件原图·《巴利三藏中的菩萨道思想12-真实巴拉密2、决意巴拉密、慈巴拉密1（课件）》·第74页](课件原图/课件原图_98fbad78_p74.png)</w:t>
+      </w:r>
+    </w:p>
+    <w:p>
+      <w:pPr>
+        <w:pStyle w:val="ListBullet"/>
+      </w:pPr>
+      <w:r>
+        <w:rPr>
+          <w:b w:val="0"/>
+        </w:rPr>
+        <w:t>《巴利三藏中的菩萨道思想13-慈巴拉密2、舍巴拉密（课件）》第37页（表格（十种舍））：![课件原图·《巴利三藏中的菩萨道思想13-慈巴拉密2、舍巴拉密（课件）》·第37页](课件原图/课件原图_658c67dc_p37.png)</w:t>
+      </w:r>
+    </w:p>
+    <w:p>
+      <w:pPr>
+        <w:pStyle w:val="ListBullet"/>
+      </w:pPr>
+      <w:r>
+        <w:rPr>
+          <w:b w:val="0"/>
+        </w:rPr>
+        <w:t>《南北传菩萨道.pdf》：（本册为纯文字页，无图形页）</w:t>
+      </w:r>
+    </w:p>
+    <w:p>
+      <w:pPr>
+        <w:pStyle w:val="ListBullet"/>
+      </w:pPr>
+      <w:r>
+        <w:rPr>
+          <w:b w:val="0"/>
+        </w:rPr>
+        <w:t>《南傳菩薩道.pdf》第4页（表格/示意图）：![课件原图·《南傳菩薩道.pdf》·第4页](课件原图/课件原图_ab5f1c12_p04.png)</w:t>
       </w:r>
     </w:p>
     <w:sectPr>

--- a/交付成果/第三轮修订版/第三轮4周版/读书会17_菩萨道思想（一）_4周资料包（第三版修订）/Word版/第4周_忍辱等五波罗密与在家修菩萨道_主持人版.docx
+++ b/交付成果/第三轮修订版/第三轮4周版/读书会17_菩萨道思想（一）_4周资料包（第三版修订）/Word版/第4周_忍辱等五波罗密与在家修菩萨道_主持人版.docx
@@ -1887,7 +1887,7 @@
         <w:rPr>
           <w:b w:val="0"/>
         </w:rPr>
-        <w:t xml:space="preserve"> 那么生实波罗蜜它的。本质是什么呢？……它不像精进心所啊啊精进波罗蜜啊，智慧波罗蜜啊，它有特定的心理素质，那么对真实不虚的啊，或者称为真谛或者真实呢。啊它是有时候是三离心所啊，就是离虚妄语啊，对吧，啊有时候是私心所，有时候是以智慧为导主导的慧心所。那么根据不同的情况呢，会有呈现不同的这个本质啊。</w:t>
+        <w:t xml:space="preserve"> 那么真实波罗蜜它的。本质是什么呢？……它不像精进心所啊啊精进波罗蜜啊，智慧波罗蜜啊，它有特定的心理素质，那么对真实不虚的啊，或者称为真谛或者真实呢。啊它是有时候是三离心所啊，就是离虚妄语啊，对吧，啊有时候是思心所，有时候是以智慧为导主导的慧心所。那么根据不同的情况呢，会有呈现不同的这个本质啊。</w:t>
       </w:r>
     </w:p>
     <w:p>
@@ -2783,7 +2783,7 @@
         <w:rPr>
           <w:b w:val="0"/>
         </w:rPr>
-        <w:t xml:space="preserve"> 慈爱的本质意义呢，是无称心，所它就像忍辱一样，它是无称的啊。那。在对方有侵犯之际呢，自己不起身加以呵制啊，这个是忍辱啊，这是无称。那么但是呢，见到众生获得的幸福，他希望众生啊继续幸福，或者希望众生呢啊，他内心身体都没有痛苦，也不遭受危难啊，那么这样的。五称呢就称为词，又称为美胆啊。</w:t>
+        <w:t xml:space="preserve"> 慈爱的本质意义呢，是无嗔心，所它就像忍辱一样，它是无嗔的啊。那。在对方有侵犯之际呢，自己不起身加以呵制啊，这个是忍辱啊，这是无嗔。那么但是呢，见到众生获得的幸福，他希望众生啊继续幸福，或者希望众生呢啊，他内心身体都没有痛苦，也不遭受危难啊，那么这样的。无嗔呢就称为词，又称为美胆啊。</w:t>
       </w:r>
     </w:p>
     <w:p>
@@ -3519,7 +3519,7 @@
         <w:rPr>
           <w:b w:val="0"/>
         </w:rPr>
-        <w:t xml:space="preserve"> 好，那么。中舍呢，是对众生有平等的特效啊，那么它可以解释为是说，即使某一个人对我有冒犯，对我有轻蔑，或者说对我有帮助，对我有利益，</w:t>
+        <w:t xml:space="preserve"> 好，那么。中舍呢，是对众生有平等的特相啊，那么它可以解释为是说，即使某一个人对我有冒犯，对我有轻蔑，或者说对我有帮助，对我有利益，</w:t>
       </w:r>
     </w:p>
     <w:p>
@@ -3540,7 +3540,7 @@
         <w:rPr>
           <w:b w:val="0"/>
         </w:rPr>
-        <w:t xml:space="preserve"> 一个修菩萨道的人呢，他对这些众生都会有平等的作意。所以，舍波罗蜜呢，是归纳到放住舍当中，就是要具有大悲心和这个善巧精进智啊，精通智啊，对可欲的众生及诸行法和不可欲的众生及诸行法，没有爱恨啊，而是平等中立啊。这个就是舍。菠罗蜜……那么它的本质呢，就是这个物培伽这个中舍性心所所以舍的特效呢，就是不是一既没有爱也没有恨啊，这种平等的特相啊……它的作用呢，就是平等的看待一切的众生啊。它的这个现起呢，就是平息啊，所有爱恨啊。那么这个舍的静音呢，是业省察字啊，或者是把众生当做业的主人。</w:t>
+        <w:t xml:space="preserve"> 一个修菩萨道的人呢，他对这些众生都会有平等的作意。所以，舍波罗蜜呢，是归纳到放住舍当中，就是要具有大悲心和这个善巧精进智啊，精通智啊，对可欲的众生及诸行法和不可欲的众生及诸行法，没有爱恨啊，而是平等中立啊。这个就是舍。菠罗蜜……那么它的本质呢，就是这个物培伽这个中舍性心所所以舍的特相呢，就是不是一既没有爱也没有恨啊，这种平等的特相啊……它的作用呢，就是平等的看待一切的众生啊。它的这个现起呢，就是平息啊，所有爱恨啊。那么这个舍的近因呢，是业省察字啊，或者是把众生当做业的主人。</w:t>
       </w:r>
     </w:p>
     <w:p>
@@ -4632,7 +4632,7 @@
         <w:rPr>
           <w:b w:val="0"/>
         </w:rPr>
-        <w:t>提示：引材料④"慈爱是没有依依不舍的……而亲情的爱或情爱，如果那个人不在、你没有那种感受，心就落空，那就叫贪爱"；再引材料④"慈爱的本质意义呢，是无称心，所它就像忍辱一样，它是无称的"——即</w:t>
+        <w:t>提示：引材料④"慈爱是没有依依不舍的……而亲情的爱或情爱，如果那个人不在、你没有那种感受，心就落空，那就叫贪爱"；再引材料④"慈爱的本质意义呢，是无嗔心，所它就像忍辱一样，它是无嗔的"——即</w:t>
       </w:r>
       <w:r>
         <w:rPr>
@@ -5426,14 +5426,6 @@
       </w:r>
     </w:p>
     <w:p>
-      <w:r>
-        <w:rPr>
-          <w:b/>
-        </w:rPr>
-        <w:t>（一）三类不善业</w:t>
-      </w:r>
-    </w:p>
-    <w:p>
       <w:pPr>
         <w:ind w:left="170"/>
         <w:pBdr>
@@ -5443,15 +5435,65 @@
       </w:pPr>
       <w:r>
         <w:rPr>
-          <w:b/>
-        </w:rPr>
-        <w:t>[00:05:43.300]</w:t>
-      </w:r>
-      <w:r>
-        <w:rPr>
-          <w:b w:val="0"/>
-        </w:rPr>
-        <w:t xml:space="preserve"> 建议干嘛？基本上呢，由于菩萨啊这个这个。会生起烦恼。它有几种类型？啊那么这个这个然后呢，由于这些烦恼啊，形成这个不善业产生果报啊，那么这个这个有几种类型，一种呢就是菩萨在修行过程中你会发菩萨不是。还有呢，因为菩萨在修行累积智慧的过程中呢，他由于由于宝慢而会产生不善业。那么因为菩萨的烦恼仅仅正常行事啊，就是不是因为菩萨的烦恼他正常的行事啊。因于果报呃，这个是这个，但是结怨啊，别人仇恨而受苦，那基本上是这个三个类型。那这个三个类型呢，</w:t>
+          <w:b w:val="0"/>
+        </w:rPr>
+        <w:t xml:space="preserve">※ </w:t>
+      </w:r>
+      <w:r>
+        <w:rPr>
+          <w:b/>
+        </w:rPr>
+        <w:t>段序提示（据回源核对表）</w:t>
+      </w:r>
+      <w:r>
+        <w:rPr>
+          <w:b w:val="0"/>
+        </w:rPr>
+        <w:t>：本材料正文按</w:t>
+      </w:r>
+      <w:r>
+        <w:rPr>
+          <w:b/>
+        </w:rPr>
+        <w:t>四段主题</w:t>
+      </w:r>
+      <w:r>
+        <w:rPr>
+          <w:b w:val="0"/>
+        </w:rPr>
+        <w:t>分列，段序</w:t>
+      </w:r>
+      <w:r>
+        <w:rPr>
+          <w:b/>
+        </w:rPr>
+        <w:t>非录音先后顺序</w:t>
+      </w:r>
+      <w:r>
+        <w:rPr>
+          <w:b w:val="0"/>
+        </w:rPr>
+        <w:t>；〈（四）在家修菩萨道〉一节时间码回跳至 00:03:15 一带，属</w:t>
+      </w:r>
+      <w:r>
+        <w:rPr>
+          <w:b/>
+        </w:rPr>
+        <w:t>跨小节主题重排</w:t>
+      </w:r>
+      <w:r>
+        <w:rPr>
+          <w:b w:val="0"/>
+        </w:rPr>
+        <w:t>，非笔误。</w:t>
+      </w:r>
+    </w:p>
+    <w:p>
+      <w:r>
+        <w:rPr>
+          <w:b/>
+        </w:rPr>
+        <w:t>（一）三类不善业</w:t>
       </w:r>
     </w:p>
     <w:p>
@@ -5466,21 +5508,13 @@
         <w:rPr>
           <w:b/>
         </w:rPr>
-        <w:t>[00:06:33.300]</w:t>
-      </w:r>
-      <w:r>
-        <w:rPr>
-          <w:b w:val="0"/>
-        </w:rPr>
-        <w:t xml:space="preserve"> 这个这个在本身经里面，我们有五百二十几部经啊，这里面就讲到了很多啊，菩萨啊，有时候会堕落恶趣，他还在布施啊，他还在持戒啊，他还在维积四种波罗蜜，也就是菩萨，即使他造作不善业，堕落到恶趣，只要不是无间地狱。无间地狱就没有办法行善啊，那只是，只要不是无间地狱，那菩萨在任何的生命界，他都会继续这个累积波罗蜜啊。</w:t>
-      </w:r>
-    </w:p>
-    <w:p>
-      <w:r>
-        <w:rPr>
-          <w:b/>
-        </w:rPr>
-        <w:t>（二）成佛后仍受报——往昔恶业因缘</w:t>
+        <w:t>[00:05:43.300]</w:t>
+      </w:r>
+      <w:r>
+        <w:rPr>
+          <w:b w:val="0"/>
+        </w:rPr>
+        <w:t xml:space="preserve"> 建议干嘛？基本上呢，由于菩萨啊这个这个。会生起烦恼。它有几种类型？啊那么这个这个然后呢，由于这些烦恼啊，形成这个不善业产生果报啊，那么这个这个有几种类型，一种呢就是菩萨在修行过程中你会发菩萨不是。还有呢，因为菩萨在修行累积智慧的过程中呢，他由于由于宝慢而会产生不善业。那么因为菩萨的烦恼仅仅正常行事啊，就是不是因为菩萨的烦恼他正常的行事啊。因于果报呃，这个是这个，但是结怨啊，别人仇恨而受苦，那基本上是这个三个类型。那这个三个类型呢，</w:t>
       </w:r>
     </w:p>
     <w:p>
@@ -5495,13 +5529,21 @@
         <w:rPr>
           <w:b/>
         </w:rPr>
-        <w:t>[00:07:08.060]</w:t>
-      </w:r>
-      <w:r>
-        <w:rPr>
-          <w:b w:val="0"/>
-        </w:rPr>
-        <w:t xml:space="preserve"> 那第一类，比如说这菩萨修行过程中呢，啊种下一些啊不善业，然后这个啊，即使到成佛的时候，他还会受啊三个月的把脉自动啊。那这个这这个是这个他是什么原因的呢？</w:t>
+        <w:t>[00:06:33.300]</w:t>
+      </w:r>
+      <w:r>
+        <w:rPr>
+          <w:b w:val="0"/>
+        </w:rPr>
+        <w:t xml:space="preserve"> 这个这个在本身经里面，我们有五百二十几部经啊，这里面就讲到了很多啊，菩萨啊，有时候会堕落恶趣，他还在布施啊，他还在持戒啊，他还在维积四种波罗蜜，也就是菩萨，即使他造作不善业，堕落到恶趣，只要不是无间地狱。无间地狱就没有办法行善啊，那只是，只要不是无间地狱，那菩萨在任何的生命界，他都会继续这个累积波罗蜜啊。</w:t>
+      </w:r>
+    </w:p>
+    <w:p>
+      <w:r>
+        <w:rPr>
+          <w:b/>
+        </w:rPr>
+        <w:t>（二）成佛后仍受报——往昔恶业因缘</w:t>
       </w:r>
     </w:p>
     <w:p>
@@ -5516,13 +5558,13 @@
         <w:rPr>
           <w:b/>
         </w:rPr>
-        <w:t>[00:07:27.080]</w:t>
-      </w:r>
-      <w:r>
-        <w:rPr>
-          <w:b w:val="0"/>
-        </w:rPr>
-        <w:t xml:space="preserve"> 就是当时啊这个我们的佛陀啊，这个吃了三个月老麦。他是据说是在九十二大劫之前呢，那时候菩萨投身在一个家庭里面，那么那个时候因为他自己出生啊的缘故啊，那么他很哦。所以那个时候有这个，</w:t>
+        <w:t>[00:07:08.060]</w:t>
+      </w:r>
+      <w:r>
+        <w:rPr>
+          <w:b w:val="0"/>
+        </w:rPr>
+        <w:t xml:space="preserve"> 那第一类，比如说这菩萨修行过程中呢，啊种下一些啊不善业，然后这个啊，即使到成佛的时候，他还会受啊三个月的把脉自动啊。那这个这这个是这个他是什么原因的呢？</w:t>
       </w:r>
     </w:p>
     <w:p>
@@ -5537,13 +5579,13 @@
         <w:rPr>
           <w:b/>
         </w:rPr>
-        <w:t>[00:07:48.850]</w:t>
-      </w:r>
-      <w:r>
-        <w:rPr>
-          <w:b w:val="0"/>
-        </w:rPr>
-        <w:t xml:space="preserve"> 这个佛陀出世，叫土司佛啊，菩萨菩萨不长这个的弟子呢，他们正在吃啊食物啊，然后呢，他看到完以后，他就心生厌恶，说这个你们这些骨头上。但我你怎么也配得上吃这么精美的米饭食物呢？你应该吃马麦呀，哎，那么由于这样的一种吉祥呢，所以菩萨在很多千年啊，做到摄取的，即使在最后一生，菩萨正为佛陀啊，</w:t>
+        <w:t>[00:07:27.080]</w:t>
+      </w:r>
+      <w:r>
+        <w:rPr>
+          <w:b w:val="0"/>
+        </w:rPr>
+        <w:t xml:space="preserve"> 就是当时啊这个我们的佛陀啊，这个吃了三个月老麦。他是据说是在九十二大劫之前呢，那时候菩萨投身在一个家庭里面，那么那个时候因为他自己出生啊的缘故啊，那么他很哦。所以那个时候有这个，</w:t>
       </w:r>
     </w:p>
     <w:p>
@@ -5558,13 +5600,13 @@
         <w:rPr>
           <w:b/>
         </w:rPr>
-        <w:t>[00:08:21.010]</w:t>
-      </w:r>
-      <w:r>
-        <w:rPr>
-          <w:b w:val="0"/>
-        </w:rPr>
-        <w:t xml:space="preserve"> 然后呢，也吃了三个月了嘛。那么三个月的买卖的时候呢，这个其实呢，他是啊魔王啊魔王来干嘛，他当时呢刚好。佛陀游行到一个叫围栏干的地方啊去游行，然后这围栏干那个村的村长啊，婆罗门啊，就邀请佛陀说，你这三个月在我们这里过安居了……</w:t>
+        <w:t>[00:07:48.850]</w:t>
+      </w:r>
+      <w:r>
+        <w:rPr>
+          <w:b w:val="0"/>
+        </w:rPr>
+        <w:t xml:space="preserve"> 这个佛陀出世，叫土司佛啊，菩萨菩萨不长这个的弟子呢，他们正在吃啊食物啊，然后呢，他看到完以后，他就心生厌恶，说这个你们这些骨头上。但我你怎么也配得上吃这么精美的米饭食物呢？你应该吃马麦呀，哎，那么由于这样的一种吉祥呢，所以菩萨在很多千年啊，做到摄取的，即使在最后一生，菩萨正为佛陀啊，</w:t>
       </w:r>
     </w:p>
     <w:p>
@@ -5579,13 +5621,13 @@
         <w:rPr>
           <w:b/>
         </w:rPr>
-        <w:t>[00:09:02.440]</w:t>
-      </w:r>
-      <w:r>
-        <w:rPr>
-          <w:b w:val="0"/>
-        </w:rPr>
-        <w:t xml:space="preserve"> 那结果呢，圆安节约第二天开始啊，这个我们这个魔王摩罗啊，他就施展魔法，就让这个维栏干这个村的所有村民都琢磨，所以佛佛陀带着僧团去托钵呢啊就。哪怕一汤匙的饭菜都看不到媒体，结果当天就控制住了。</w:t>
+        <w:t>[00:08:21.010]</w:t>
+      </w:r>
+      <w:r>
+        <w:rPr>
+          <w:b w:val="0"/>
+        </w:rPr>
+        <w:t xml:space="preserve"> 然后呢，也吃了三个月了嘛。那么三个月的买卖的时候呢，这个其实呢，他是啊魔王啊魔王来干嘛，他当时呢刚好。佛陀游行到一个叫围栏干的地方啊去游行，然后这围栏干那个村的村长啊，婆罗门啊，就邀请佛陀说，你这三个月在我们这里过安居了……</w:t>
       </w:r>
     </w:p>
     <w:p>
@@ -5600,13 +5642,13 @@
         <w:rPr>
           <w:b/>
         </w:rPr>
-        <w:t>[00:09:22.420]</w:t>
-      </w:r>
-      <w:r>
-        <w:rPr>
-          <w:b w:val="0"/>
-        </w:rPr>
-        <w:t xml:space="preserve"> 所以那个时候呢，有从这个白路来的马车刚好来到这个围栏。这个围栏干这个村的旅居啊，他们在马圈里面呢，这个给每一匹马分粮食啊。然后看到这个佛陀的比库们没有的吃嘛，偷不拖不回来，所以他就给每个比库呢。每一个人分一个榜单……</w:t>
+        <w:t>[00:09:02.440]</w:t>
+      </w:r>
+      <w:r>
+        <w:rPr>
+          <w:b w:val="0"/>
+        </w:rPr>
+        <w:t xml:space="preserve"> 那结果呢，圆安节约第二天开始啊，这个我们这个魔王摩罗啊，他就施展魔法，就让这个维栏干这个村的所有村民都琢磨，所以佛佛陀带着僧团去托钵呢啊就。哪怕一汤匙的饭菜都看不到媒体，结果当天就控制住了。</w:t>
       </w:r>
     </w:p>
     <w:p>
@@ -5621,13 +5663,13 @@
         <w:rPr>
           <w:b/>
         </w:rPr>
-        <w:t>[00:10:08.045]</w:t>
-      </w:r>
-      <w:r>
-        <w:rPr>
-          <w:b w:val="0"/>
-        </w:rPr>
-        <w:t xml:space="preserve"> 三个月以后，这个摩罗的干扰才才消失，然后村长才想起来啊，然后这个非常不好意思。那么这个是这个马麦啊，那么佛陀呢，还曾经被这个新家，我们国际反应成亲家啊，这个诬陷。那么诬陷他说这个，呃，这个佛陀跟他有关系。那么这个因缘呢，就是菩萨在过去生呢，投身为一个这个圣陀罗啊，就是一个畏惧这个这个种姓很低微的啊，一个无名无份的……</w:t>
+        <w:t>[00:09:22.420]</w:t>
+      </w:r>
+      <w:r>
+        <w:rPr>
+          <w:b w:val="0"/>
+        </w:rPr>
+        <w:t xml:space="preserve"> 所以那个时候呢，有从这个白路来的马车刚好来到这个围栏。这个围栏干这个村的旅居啊，他们在马圈里面呢，这个给每一匹马分粮食啊。然后看到这个佛陀的比库们没有的吃嘛，偷不拖不回来，所以他就给每个比库呢。每一个人分一个榜单……</w:t>
       </w:r>
     </w:p>
     <w:p>
@@ -5642,13 +5684,13 @@
         <w:rPr>
           <w:b/>
         </w:rPr>
-        <w:t>[00:13:03.280]</w:t>
-      </w:r>
-      <w:r>
-        <w:rPr>
-          <w:b w:val="0"/>
-        </w:rPr>
-        <w:t xml:space="preserve"> 就当时呢，有一个这个外道女弟子，这个就叫金家啊，就长得很漂亮。然后呢，这个他有一天来到这个外道的寺院。垂头丧气还是他做为什么？他们说我们这个自从沙门国德玛出现以后，搞得我们的信众越来越少，大家都不理睬。然后这个金家说那我可以做些什么呢……</w:t>
+        <w:t>[00:10:08.045]</w:t>
+      </w:r>
+      <w:r>
+        <w:rPr>
+          <w:b w:val="0"/>
+        </w:rPr>
+        <w:t xml:space="preserve"> 三个月以后，这个摩罗的干扰才才消失，然后村长才想起来啊，然后这个非常不好意思。那么这个是这个马麦啊，那么佛陀呢，还曾经被这个新家，我们国际反应成亲家啊，这个诬陷。那么诬陷他说这个，呃，这个佛陀跟他有关系。那么这个因缘呢，就是菩萨在过去生呢，投身为一个这个圣陀罗啊，就是一个畏惧这个这个种姓很低微的啊，一个无名无份的……</w:t>
       </w:r>
     </w:p>
     <w:p>
@@ -5663,13 +5705,13 @@
         <w:rPr>
           <w:b/>
         </w:rPr>
-        <w:t>[00:14:03.790]</w:t>
-      </w:r>
-      <w:r>
-        <w:rPr>
-          <w:b w:val="0"/>
-        </w:rPr>
-        <w:t xml:space="preserve"> 第二天呢，他又装作好像在从杰德林出来一样。呃，这个，这个这个人家就问他说，你在哪里过夜啊？他说，你干嘛想在道我在哪里过夜吗？我在杰德林跟沙门过岛一起过夜啊。那么，这个过了三四个月，他每天这么讲……</w:t>
+        <w:t>[00:13:03.280]</w:t>
+      </w:r>
+      <w:r>
+        <w:rPr>
+          <w:b w:val="0"/>
+        </w:rPr>
+        <w:t xml:space="preserve"> 就当时呢，有一个这个外道女弟子，这个就叫金家啊，就长得很漂亮。然后呢，这个他有一天来到这个外道的寺院。垂头丧气还是他做为什么？他们说我们这个自从沙门国德玛出现以后，搞得我们的信众越来越少，大家都不理睬。然后这个金家说那我可以做些什么呢……</w:t>
       </w:r>
     </w:p>
     <w:p>
@@ -5684,13 +5726,13 @@
         <w:rPr>
           <w:b/>
         </w:rPr>
-        <w:t>[00:15:12.120]</w:t>
-      </w:r>
-      <w:r>
-        <w:rPr>
-          <w:b w:val="0"/>
-        </w:rPr>
-        <w:t xml:space="preserve"> 啊，说说这个，这个，贤妹，你所说的这些是真是假，只有我和你才知道。那这个时候呢，这个我们这个第四天的天地的底座就热起来了……于是呢，他决定澄清此事，他就命令两个天子呢，叫其中一个天子化身为小老鼠，跑到这个新家的这个衣服里面，咬断他木盆的绳子。另外一个天子呢，就吹起一阵风，把他的皮子掀开，这个木盆放下……所以就真相真相大白。</w:t>
+        <w:t>[00:14:03.790]</w:t>
+      </w:r>
+      <w:r>
+        <w:rPr>
+          <w:b w:val="0"/>
+        </w:rPr>
+        <w:t xml:space="preserve"> 第二天呢，他又装作好像在从杰德林出来一样。呃，这个，这个这个人家就问他说，你在哪里过夜啊？他说，你干嘛想在道我在哪里过夜吗？我在杰德林跟沙门过岛一起过夜啊。那么，这个过了三四个月，他每天这么讲……</w:t>
       </w:r>
     </w:p>
     <w:p>
@@ -5705,13 +5747,13 @@
         <w:rPr>
           <w:b/>
         </w:rPr>
-        <w:t>[00:16:00.220]</w:t>
-      </w:r>
-      <w:r>
-        <w:rPr>
-          <w:b w:val="0"/>
-        </w:rPr>
-        <w:t xml:space="preserve"> ……在佛陀这个。这个成佛以后呢，我们还遭遇十二种困惑。</w:t>
+        <w:t>[00:15:12.120]</w:t>
+      </w:r>
+      <w:r>
+        <w:rPr>
+          <w:b w:val="0"/>
+        </w:rPr>
+        <w:t xml:space="preserve"> 啊，说说这个，这个，贤妹，你所说的这些是真是假，只有我和你才知道。那这个时候呢，这个我们这个第四天的天地的底座就热起来了……于是呢，他决定澄清此事，他就命令两个天子呢，叫其中一个天子化身为小老鼠，跑到这个新家的这个衣服里面，咬断他木盆的绳子。另外一个天子呢，就吹起一阵风，把他的皮子掀开，这个木盆放下……所以就真相真相大白。</w:t>
       </w:r>
     </w:p>
     <w:p>
@@ -5726,13 +5768,13 @@
         <w:rPr>
           <w:b/>
         </w:rPr>
-        <w:t>[00:16:47.840]</w:t>
-      </w:r>
-      <w:r>
-        <w:rPr>
-          <w:b w:val="0"/>
-        </w:rPr>
-        <w:t xml:space="preserve"> 那包括呢，像这个……这个孙德利摩萨看啊，就是外道呢，也可以知道啊，其实这个佛陀萨。好，然后呢，这个被提婆达多啊，推石头啊，脚尖啊，啊，这个这个碎石碰到了，脚出血了啊，以邪恶邪恶心出佛出血啊。那。然后呢，被这个这个这个拉拉基啊拉拉基利这个大象这个对象攻击。啊，然后呢，这个释迦族被灭国啊，</w:t>
+        <w:t>[00:16:00.220]</w:t>
+      </w:r>
+      <w:r>
+        <w:rPr>
+          <w:b w:val="0"/>
+        </w:rPr>
+        <w:t xml:space="preserve"> ……在佛陀这个。这个成佛以后呢，我们还遭遇十二种困惑。</w:t>
       </w:r>
     </w:p>
     <w:p>
@@ -5747,13 +5789,13 @@
         <w:rPr>
           <w:b/>
         </w:rPr>
-        <w:t>[00:17:27.295]</w:t>
-      </w:r>
-      <w:r>
-        <w:rPr>
-          <w:b w:val="0"/>
-        </w:rPr>
-        <w:t xml:space="preserve"> 佛陀头痛。那这个佛陀的晚年呢，啊，在入八涅盘之前呢，三个月呢，背痛。背痛难忍呢，</w:t>
+        <w:t>[00:16:47.840]</w:t>
+      </w:r>
+      <w:r>
+        <w:rPr>
+          <w:b w:val="0"/>
+        </w:rPr>
+        <w:t xml:space="preserve"> 那包括呢，像这个……这个孙德利摩萨看啊，就是外道呢，也可以知道啊，其实这个佛陀萨。好，然后呢，这个被提婆达多啊，推石头啊，脚尖啊，啊，这个这个碎石碰到了，脚出血了啊，以邪恶邪恶心出佛出血啊。那。然后呢，被这个这个这个拉拉基啊拉拉基利这个大象这个对象攻击。啊，然后呢，这个释迦族被灭国啊，</w:t>
       </w:r>
     </w:p>
     <w:p>
@@ -5768,13 +5810,13 @@
         <w:rPr>
           <w:b/>
         </w:rPr>
-        <w:t>[00:18:44.175]</w:t>
-      </w:r>
-      <w:r>
-        <w:rPr>
-          <w:b w:val="0"/>
-        </w:rPr>
-        <w:t xml:space="preserve"> 会遭受这个后背的疼痛。啊，那么后背的疼痛呢，但是在佛陀，他是这个在经典来讲，他这个疼痛呢，是属于叫至死方休的苦受。他要一直忍受到入半涅槃才会结束，</w:t>
+        <w:t>[00:17:27.295]</w:t>
+      </w:r>
+      <w:r>
+        <w:rPr>
+          <w:b w:val="0"/>
+        </w:rPr>
+        <w:t xml:space="preserve"> 佛陀头痛。那这个佛陀的晚年呢，啊，在入八涅盘之前呢，三个月呢，背痛。背痛难忍呢，</w:t>
       </w:r>
     </w:p>
     <w:p>
@@ -5789,13 +5831,13 @@
         <w:rPr>
           <w:b/>
         </w:rPr>
-        <w:t>[00:19:02.230]</w:t>
-      </w:r>
-      <w:r>
-        <w:rPr>
-          <w:b w:val="0"/>
-        </w:rPr>
-        <w:t xml:space="preserve"> 那佛陀怎么忍受这种苦呢？那虽然有这样苦，但是其实佛陀呢，他通过修七色法和七非色法。那么，这种观制，然后再进入阿拉汉果定。然后每天早上他醒过来的时候，他决议就六果定的决议啊……那么这个每天都会痛，但每天骨头都会进入骨定来制服这个剧痛，那么背痛就会消失。那这个就是背痛的像这样的果包……</w:t>
+        <w:t>[00:18:44.175]</w:t>
+      </w:r>
+      <w:r>
+        <w:rPr>
+          <w:b w:val="0"/>
+        </w:rPr>
+        <w:t xml:space="preserve"> 会遭受这个后背的疼痛。啊，那么后背的疼痛呢，但是在佛陀，他是这个在经典来讲，他这个疼痛呢，是属于叫至死方休的苦受。他要一直忍受到入半涅槃才会结束，</w:t>
       </w:r>
     </w:p>
     <w:p>
@@ -5810,13 +5852,13 @@
         <w:rPr>
           <w:b/>
         </w:rPr>
-        <w:t>[00:19:56.000]</w:t>
-      </w:r>
-      <w:r>
-        <w:rPr>
-          <w:b w:val="0"/>
-        </w:rPr>
-        <w:t xml:space="preserve"> 那包括我们佛陀，他六年苦行，那。过去二十八佛里面呢，佛陀苦行的时间最长。那么为什么会有这么长的苦刑呢？……但是在在心情经里面讲到就是菩萨以前所未有的苦行啊，来折磨自己。那佛陀讲说，未曾有不可思议啊……这个过去二十八佛里面呢，这个我们当时最长的就是奥德马佛陀，我们乔达马佛陀六年的不行。其他的就是几个月啊，甚至有的只有几天。啊，</w:t>
+        <w:t>[00:19:02.230]</w:t>
+      </w:r>
+      <w:r>
+        <w:rPr>
+          <w:b w:val="0"/>
+        </w:rPr>
+        <w:t xml:space="preserve"> 那佛陀怎么忍受这种苦呢？那虽然有这样苦，但是其实佛陀呢，他通过修七色法和七非色法。那么，这种观制，然后再进入阿拉汉果定。然后每天早上他醒过来的时候，他决议就六果定的决议啊……那么这个每天都会痛，但每天骨头都会进入骨定来制服这个剧痛，那么背痛就会消失。那这个就是背痛的像这样的果包……</w:t>
       </w:r>
     </w:p>
     <w:p>
@@ -5831,13 +5873,13 @@
         <w:rPr>
           <w:b/>
         </w:rPr>
-        <w:t>[00:22:13.130]</w:t>
-      </w:r>
-      <w:r>
-        <w:rPr>
-          <w:b w:val="0"/>
-        </w:rPr>
-        <w:t xml:space="preserve"> 那么这个为什么会有这些差别呢，就跟他菩萨菩萨的阶段啊，过去呢，这个这个的这个一些不偿行为可能有关。所以，那么也就是菩萨在行菩萨道的过程中呢，他一直充满了艰辛。</w:t>
+        <w:t>[00:19:56.000]</w:t>
+      </w:r>
+      <w:r>
+        <w:rPr>
+          <w:b w:val="0"/>
+        </w:rPr>
+        <w:t xml:space="preserve"> 那包括我们佛陀，他六年苦行，那。过去二十八佛里面呢，佛陀苦行的时间最长。那么为什么会有这么长的苦刑呢？……但是在在心情经里面讲到就是菩萨以前所未有的苦行啊，来折磨自己。那佛陀讲说，未曾有不可思议啊……这个过去二十八佛里面呢，这个我们当时最长的就是奥德马佛陀，我们乔达马佛陀六年的不行。其他的就是几个月啊，甚至有的只有几天。啊，</w:t>
       </w:r>
     </w:p>
     <w:p>
@@ -5852,13 +5894,13 @@
         <w:rPr>
           <w:b/>
         </w:rPr>
-        <w:t>[00:22:31.710]</w:t>
-      </w:r>
-      <w:r>
-        <w:rPr>
-          <w:b w:val="0"/>
-        </w:rPr>
-        <w:t xml:space="preserve"> 那还有一类呢，我们说他并不是菩萨的这个福报，他就是因为过去啊，正常形式被人结怨。仇恨啊，带来的苦啊，就是提婆达多啊……</w:t>
+        <w:t>[00:22:13.130]</w:t>
+      </w:r>
+      <w:r>
+        <w:rPr>
+          <w:b w:val="0"/>
+        </w:rPr>
+        <w:t xml:space="preserve"> 那么这个为什么会有这些差别呢，就跟他菩萨菩萨的阶段啊，过去呢，这个这个的这个一些不偿行为可能有关。所以，那么也就是菩萨在行菩萨道的过程中呢，他一直充满了艰辛。</w:t>
       </w:r>
     </w:p>
     <w:p>
@@ -5873,13 +5915,13 @@
         <w:rPr>
           <w:b/>
         </w:rPr>
-        <w:t>[00:34:03.040]</w:t>
-      </w:r>
-      <w:r>
-        <w:rPr>
-          <w:b w:val="0"/>
-        </w:rPr>
-        <w:t xml:space="preserve"> 那这个也是这个跟佛陀呢，他的这个烦恼并没有关系啊。他是离过去结怨啊，这个出佛上学。那这个呢，是我们这个菩萨啊，在这个每生的这个修行波罗蜜的过程中，累积的无量的资量，然而呢，他也会。这个在即使在成佛的时候呢，他也会有。</w:t>
+        <w:t>[00:22:31.710]</w:t>
+      </w:r>
+      <w:r>
+        <w:rPr>
+          <w:b w:val="0"/>
+        </w:rPr>
+        <w:t xml:space="preserve"> 那还有一类呢，我们说他并不是菩萨的这个福报，他就是因为过去啊，正常形式被人结怨。仇恨啊，带来的苦啊，就是提婆达多啊……</w:t>
       </w:r>
     </w:p>
     <w:p>
@@ -5894,21 +5936,13 @@
         <w:rPr>
           <w:b/>
         </w:rPr>
-        <w:t>[00:34:29.880]</w:t>
-      </w:r>
-      <w:r>
-        <w:rPr>
-          <w:b w:val="0"/>
-        </w:rPr>
-        <w:t xml:space="preserve"> 有果报啊，那么佛陀呢？成佛以后呢？啊，我们看看佛陀有什么样的功德……</w:t>
-      </w:r>
-    </w:p>
-    <w:p>
-      <w:r>
-        <w:rPr>
-          <w:b/>
-        </w:rPr>
-        <w:t>（三）巴拉密果报——圆满十波罗蜜即成佛、佛果功德</w:t>
+        <w:t>[00:34:03.040]</w:t>
+      </w:r>
+      <w:r>
+        <w:rPr>
+          <w:b w:val="0"/>
+        </w:rPr>
+        <w:t xml:space="preserve"> 那这个也是这个跟佛陀呢，他的这个烦恼并没有关系啊。他是离过去结怨啊，这个出佛上学。那这个呢，是我们这个菩萨啊，在这个每生的这个修行波罗蜜的过程中，累积的无量的资量，然而呢，他也会。这个在即使在成佛的时候呢，他也会有。</w:t>
       </w:r>
     </w:p>
     <w:p>
@@ -5923,13 +5957,21 @@
         <w:rPr>
           <w:b/>
         </w:rPr>
-        <w:t>[00:37:05.840]</w:t>
-      </w:r>
-      <w:r>
-        <w:rPr>
-          <w:b w:val="0"/>
-        </w:rPr>
-        <w:t xml:space="preserve"> 那么我们回忆就是说，首先呢，要成为佛陀，首先要成为一个真正的菩萨。要想成为一个真正的菩萨呢，必须先累及众多的商业慈悲，具备被授记的八个条件，再被已经获着的佛头授记，他将在何时成佛？那个时候他才成为真正的菩萨。</w:t>
+        <w:t>[00:34:29.880]</w:t>
+      </w:r>
+      <w:r>
+        <w:rPr>
+          <w:b w:val="0"/>
+        </w:rPr>
+        <w:t xml:space="preserve"> 有果报啊，那么佛陀呢？成佛以后呢？啊，我们看看佛陀有什么样的功德……</w:t>
+      </w:r>
+    </w:p>
+    <w:p>
+      <w:r>
+        <w:rPr>
+          <w:b/>
+        </w:rPr>
+        <w:t>（三）巴拉密果报——圆满十波罗蜜即成佛、佛果功德</w:t>
       </w:r>
     </w:p>
     <w:p>
@@ -5944,13 +5986,13 @@
         <w:rPr>
           <w:b/>
         </w:rPr>
-        <w:t>[00:37:25.680]</w:t>
-      </w:r>
-      <w:r>
-        <w:rPr>
-          <w:b w:val="0"/>
-        </w:rPr>
-        <w:t xml:space="preserve"> 那被授记之后，菩萨至少必须累积啊，四个大乘七劫加十万大劫等啊，三个层次的十种波罗蜜啊，那么这个十辰圆满巴拉密圆满时，他就能够成佛。那么这个是巴利里面的观音菩三道的这个这个传统啊……</w:t>
+        <w:t>[00:37:05.840]</w:t>
+      </w:r>
+      <w:r>
+        <w:rPr>
+          <w:b w:val="0"/>
+        </w:rPr>
+        <w:t xml:space="preserve"> 那么我们回忆就是说，首先呢，要成为佛陀，首先要成为一个真正的菩萨。要想成为一个真正的菩萨呢，必须先累及众多的商业慈悲，具备被授记的八个条件，再被已经获着的佛头授记，他将在何时成佛？那个时候他才成为真正的菩萨。</w:t>
       </w:r>
     </w:p>
     <w:p>
@@ -5965,13 +6007,13 @@
         <w:rPr>
           <w:b/>
         </w:rPr>
-        <w:t>[00:38:00.740]</w:t>
-      </w:r>
-      <w:r>
-        <w:rPr>
-          <w:b w:val="0"/>
-        </w:rPr>
-        <w:t xml:space="preserve"> 怎么修行啊，所以那么佛陀他成佛的时候呢，是连同阿拉汉道子以及一切之质一起升起，所以那一刹那。他断除了贪嗔痴的烦恼……那也就是说，就是这个解脱呢，他都是按照出过阿菩萨摩提过这个次第来，只是呢，佛陀的这个解脱呢，它是连同着他的这个一切资质一起生起来。</w:t>
+        <w:t>[00:37:25.680]</w:t>
+      </w:r>
+      <w:r>
+        <w:rPr>
+          <w:b w:val="0"/>
+        </w:rPr>
+        <w:t xml:space="preserve"> 那被授记之后，菩萨至少必须累积啊，四个大乘七劫加十万大劫等啊，三个层次的十种波罗蜜啊，那么这个十辰圆满巴拉密圆满时，他就能够成佛。那么这个是巴利里面的观音菩三道的这个这个传统啊……</w:t>
       </w:r>
     </w:p>
     <w:p>
@@ -5986,13 +6028,13 @@
         <w:rPr>
           <w:b/>
         </w:rPr>
-        <w:t>【本周朗读段 · 结束】</w:t>
-      </w:r>
-      <w:r>
-        <w:rPr>
-          <w:b w:val="0"/>
-        </w:rPr>
-        <w:t>（以下为默读／选读／延伸内容，时间富余时再读）</w:t>
+        <w:t>[00:38:00.740]</w:t>
+      </w:r>
+      <w:r>
+        <w:rPr>
+          <w:b w:val="0"/>
+        </w:rPr>
+        <w:t xml:space="preserve"> 怎么修行啊，所以那么佛陀他成佛的时候呢，是连同阿拉汉道子以及一切之质一起升起，所以那一刹那。他断除了贪嗔痴的烦恼……那也就是说，就是这个解脱呢，他都是按照出过阿菩萨摩提过这个次第来，只是呢，佛陀的这个解脱呢，它是连同着他的这个一切资质一起生起来。</w:t>
       </w:r>
     </w:p>
     <w:p>
@@ -6007,13 +6049,13 @@
         <w:rPr>
           <w:b/>
         </w:rPr>
-        <w:t>[00:39:30.380]</w:t>
-      </w:r>
-      <w:r>
-        <w:rPr>
-          <w:b w:val="0"/>
-        </w:rPr>
-        <w:t xml:space="preserve"> ……那么果德呢，就是佛土成佛以后的果德呢？他说，首先在色身上呢，有三十二种大人相，八四种随行好。</w:t>
+        <w:t>【本周朗读段 · 结束】</w:t>
+      </w:r>
+      <w:r>
+        <w:rPr>
+          <w:b w:val="0"/>
+        </w:rPr>
+        <w:t>（以下为默读／选读／延伸内容，时间富余时再读）</w:t>
       </w:r>
     </w:p>
     <w:p>
@@ -6028,13 +6070,13 @@
         <w:rPr>
           <w:b/>
         </w:rPr>
-        <w:t>[00:41:54.790]</w:t>
-      </w:r>
-      <w:r>
-        <w:rPr>
-          <w:b w:val="0"/>
-        </w:rPr>
-        <w:t xml:space="preserve"> 那佛陀的心智呢……他有拥有佛陀的实力，四无所谓，六不共智，十八不共品啊，这些无量功德。</w:t>
+        <w:t>[00:39:30.380]</w:t>
+      </w:r>
+      <w:r>
+        <w:rPr>
+          <w:b w:val="0"/>
+        </w:rPr>
+        <w:t xml:space="preserve"> ……那么果德呢，就是佛土成佛以后的果德呢？他说，首先在色身上呢，有三十二种大人相，八四种随行好。</w:t>
       </w:r>
     </w:p>
     <w:p>
@@ -6049,13 +6091,13 @@
         <w:rPr>
           <w:b/>
         </w:rPr>
-        <w:t>[00:42:13.760]</w:t>
-      </w:r>
-      <w:r>
-        <w:rPr>
-          <w:b w:val="0"/>
-        </w:rPr>
-        <w:t xml:space="preserve"> 那么这个什么是实力呢？啊，就是第一个是处非处之，这个如来如此是处非处啊，就处就知道错什么是处什么是非处啊，就他如来如实知道可能发生的事情，以及不可能发生的事情。第二个呢，就是业报智，就如来从处和因如实知受持过去未来、现在业所受的果报……这个，这个是很微细的，佛陀都能知道……</w:t>
+        <w:t>[00:41:54.790]</w:t>
+      </w:r>
+      <w:r>
+        <w:rPr>
+          <w:b w:val="0"/>
+        </w:rPr>
+        <w:t xml:space="preserve"> 那佛陀的心智呢……他有拥有佛陀的实力，四无所谓，六不共智，十八不共品啊，这些无量功德。</w:t>
       </w:r>
     </w:p>
     <w:p>
@@ -6070,13 +6112,13 @@
         <w:rPr>
           <w:b/>
         </w:rPr>
-        <w:t>[00:50:07.260]</w:t>
-      </w:r>
-      <w:r>
-        <w:rPr>
-          <w:b w:val="0"/>
-        </w:rPr>
-        <w:t xml:space="preserve"> 啊，没有人可以阻挡的啊，这个是六种不共识啊，就是那么总共的佛陀是有十四种智慧。那么，这个六种是不共的那另外八种是哪八种呢？一个苦志苦行苦灭之，导致苦灭之道之就四世谛的智慧……</w:t>
+        <w:t>[00:42:13.760]</w:t>
+      </w:r>
+      <w:r>
+        <w:rPr>
+          <w:b w:val="0"/>
+        </w:rPr>
+        <w:t xml:space="preserve"> 那么这个什么是实力呢？啊，就是第一个是处非处之，这个如来如此是处非处啊，就处就知道错什么是处什么是非处啊，就他如来如实知道可能发生的事情，以及不可能发生的事情。第二个呢，就是业报智，就如来从处和因如实知受持过去未来、现在业所受的果报……这个，这个是很微细的，佛陀都能知道……</w:t>
       </w:r>
     </w:p>
     <w:p>
@@ -6091,13 +6133,13 @@
         <w:rPr>
           <w:b/>
         </w:rPr>
-        <w:t>[00:52:14.550]</w:t>
-      </w:r>
-      <w:r>
-        <w:rPr>
-          <w:b w:val="0"/>
-        </w:rPr>
-        <w:t xml:space="preserve"> 第八是说法，无推荐，第九是精进，无退荐，第十是定，无退荐。佛陀的定力不会。对啊，不像我们一般人呢，生个病感个冒就没了……第十六呢，是没有急事，佛陀之是很祥和，没有什么这个天要塌下来的事……</w:t>
+        <w:t>[00:50:07.260]</w:t>
+      </w:r>
+      <w:r>
+        <w:rPr>
+          <w:b w:val="0"/>
+        </w:rPr>
+        <w:t xml:space="preserve"> 啊，没有人可以阻挡的啊，这个是六种不共识啊，就是那么总共的佛陀是有十四种智慧。那么，这个六种是不共的那另外八种是哪八种呢？一个苦志苦行苦灭之，导致苦灭之道之就四世谛的智慧……</w:t>
       </w:r>
     </w:p>
     <w:p>
@@ -6112,21 +6154,13 @@
         <w:rPr>
           <w:b/>
         </w:rPr>
-        <w:t>[00:52:56.340]</w:t>
-      </w:r>
-      <w:r>
-        <w:rPr>
-          <w:b w:val="0"/>
-        </w:rPr>
-        <w:t xml:space="preserve"> 第十八呢，无过私的是，佛陀不会有无知的事。佛陀的中生都是充满智慧的……</w:t>
-      </w:r>
-    </w:p>
-    <w:p>
-      <w:r>
-        <w:rPr>
-          <w:b/>
-        </w:rPr>
-        <w:t>（四）在家修菩萨道——过去生或以居士身份修行</w:t>
+        <w:t>[00:52:14.550]</w:t>
+      </w:r>
+      <w:r>
+        <w:rPr>
+          <w:b w:val="0"/>
+        </w:rPr>
+        <w:t xml:space="preserve"> 第八是说法，无推荐，第九是精进，无退荐，第十是定，无退荐。佛陀的定力不会。对啊，不像我们一般人呢，生个病感个冒就没了……第十六呢，是没有急事，佛陀之是很祥和，没有什么这个天要塌下来的事……</w:t>
       </w:r>
     </w:p>
     <w:p>
@@ -6141,13 +6175,21 @@
         <w:rPr>
           <w:b/>
         </w:rPr>
-        <w:t>[00:03:15.420]</w:t>
-      </w:r>
-      <w:r>
-        <w:rPr>
-          <w:b w:val="0"/>
-        </w:rPr>
-        <w:t xml:space="preserve"> 这个一直到这个北南门种信记啊啊这个经典里面讲呢，是经过了这个两百亿尊佛啊……那么菩萨在被燃灯佛授记之后，到他最后成佛中间经过了四个不可说又十万大劫，蛮长的时间呢，那这中间呢，经过了二十八尊佛。</w:t>
+        <w:t>[00:52:56.340]</w:t>
+      </w:r>
+      <w:r>
+        <w:rPr>
+          <w:b w:val="0"/>
+        </w:rPr>
+        <w:t xml:space="preserve"> 第十八呢，无过私的是，佛陀不会有无知的事。佛陀的中生都是充满智慧的……</w:t>
+      </w:r>
+    </w:p>
+    <w:p>
+      <w:r>
+        <w:rPr>
+          <w:b/>
+        </w:rPr>
+        <w:t>（四）在家修菩萨道——过去生或以居士身份修行</w:t>
       </w:r>
     </w:p>
     <w:p>
@@ -6162,13 +6204,13 @@
         <w:rPr>
           <w:b/>
         </w:rPr>
-        <w:t>[00:04:13.520]</w:t>
-      </w:r>
-      <w:r>
-        <w:rPr>
-          <w:b w:val="0"/>
-        </w:rPr>
-        <w:t xml:space="preserve"> 二十八尊佛，那么这个我们的菩萨呢？又遇到了其中的二十五尊佛。那么这二十五尊佛呢，也都分别他在那些佛陀在世的时候呢，去修习呀啊这个有时候会出家啊，有时候呢，就是以居士的身份呢，去啊这个这个修行了啊。啊，所以呢，在这个菩萨的过去生啊，他为了累积波罗蜜……</w:t>
+        <w:t>[00:03:15.420]</w:t>
+      </w:r>
+      <w:r>
+        <w:rPr>
+          <w:b w:val="0"/>
+        </w:rPr>
+        <w:t xml:space="preserve"> 这个一直到这个北南门种信记啊啊这个经典里面讲呢，是经过了这个两百亿尊佛啊……那么菩萨在被燃灯佛授记之后，到他最后成佛中间经过了四个不可说又十万大劫，蛮长的时间呢，那这中间呢，经过了二十八尊佛。</w:t>
       </w:r>
     </w:p>
     <w:p>
@@ -6183,13 +6225,34 @@
         <w:rPr>
           <w:b/>
         </w:rPr>
+        <w:t>[00:04:13.520]</w:t>
+      </w:r>
+      <w:r>
+        <w:rPr>
+          <w:b w:val="0"/>
+        </w:rPr>
+        <w:t xml:space="preserve"> 二十八尊佛，那么这个我们的菩萨呢？又遇到了其中的二十五尊佛。那么这二十五尊佛呢，也都分别他在那些佛陀在世的时候呢，去修习呀啊这个有时候会出家啊，有时候呢，就是以居士的身份呢，去啊这个这个修行了啊。啊，所以呢，在这个菩萨的过去生啊，他为了累积波罗蜜……</w:t>
+      </w:r>
+    </w:p>
+    <w:p>
+      <w:pPr>
+        <w:ind w:left="170"/>
+        <w:pBdr>
+          <w:left w:val="single" w:sz="18" w:space="4" w:color="1F3864"/>
+        </w:pBdr>
+        <w:shd w:val="clear" w:fill="F2F5FA"/>
+      </w:pPr>
+      <w:r>
+        <w:rPr>
+          <w:b/>
+        </w:rPr>
         <w:t>[00:04:55.360]</w:t>
       </w:r>
       <w:r>
         <w:rPr>
           <w:b w:val="0"/>
         </w:rPr>
-        <w:t xml:space="preserve"> 啊，由于相业呢，他会投身到上天啊，天人啊……那他也曾经因为恶业的成熟啊，投身为狮子啊，大象啊，鹿啊，猴子啊，孔雀啊啊。等等啊，甚至他落入过地狱。那么从巴黎圣典的角度上来讲，菩萨堕入恶趣，它并不是一种实现，它就是真的菩萨。在三北极波罗蜜的过程中，他会。所以他们就会造作不善业，你造作不善业的过程中呢，他就有些不善业会成熟啊，那他就会堕入恶趣。所以在这个过程中呢，他就是尤其是堕恶趣的时候，他是会充满艰辛的。</w:t>
+        <w:t xml:space="preserve"> 啊，由于相业呢，他会投身到上天啊，天人啊……那他也曾经因为恶业的成熟啊，投身为狮子啊，大象啊，鹿啊，猴子啊，孔雀啊啊。等等啊，甚至他落入过地狱。那么从巴利圣典的角度上来讲，菩萨堕入恶趣，它并不是一种实现，它就是真的菩萨。在三北极波罗蜜的过程中，他会。所以他们就会造作不善业，你造作不善业的过程中呢，他就有些不善业会成熟啊，那他就会堕入恶趣。所以在这个过程中呢，他就是尤其是堕恶趣的时候，他是会充满艰辛的。</w:t>
       </w:r>
     </w:p>
     <w:p>
@@ -11111,6 +11174,12 @@
         </w:rPr>
         <w:t>（自知识库媒体导出后 pymupdf 渲染，最大宽约 1200px），供投屏或板书对照；每页标注源材料与页码。《共读原文》文字一字未改。</w:t>
       </w:r>
+      <w:r>
+        <w:rPr>
+          <w:b/>
+        </w:rPr>
+        <w:t>（本册图形页已按第三轮指令收敛为 ≤10 页，取各源材料代表性图形页；完整图形页清单见源 PDF。）</w:t>
+      </w:r>
     </w:p>
     <w:p>
       <w:r>
@@ -11128,7 +11197,7 @@
         <w:rPr>
           <w:b w:val="0"/>
         </w:rPr>
-        <w:t>《巴利三藏中的菩萨道思想10-精进巴拉密2、忍辱巴拉密（课件）》：![拼版总图·《巴利三藏中的菩萨道思想10-精进巴拉密2、忍辱巴拉密（课件）》](课件原图/拼版_2e34d180.png)</w:t>
+        <w:t>《巴利三藏中的菩萨道思想10-精进巴拉密2、忍辱巴拉密（课件）》：![拼版总图·《巴利三藏中的菩萨道思想10-精进巴拉密2、忍辱巴拉密（课件）》](课件原图/拼版_2e34d180.jpg)</w:t>
       </w:r>
     </w:p>
     <w:p>
@@ -11139,7 +11208,7 @@
         <w:rPr>
           <w:b w:val="0"/>
         </w:rPr>
-        <w:t>《巴利三藏中的菩萨道思想11-真实巴拉密1（课件）》：![拼版总图·《巴利三藏中的菩萨道思想11-真实巴拉密1（课件）》](课件原图/拼版_b1da1fbc.png)</w:t>
+        <w:t>《巴利三藏中的菩萨道思想11-真实巴拉密1（课件）》：![拼版总图·《巴利三藏中的菩萨道思想11-真实巴拉密1（课件）》](课件原图/拼版_b1da1fbc.jpg)</w:t>
       </w:r>
     </w:p>
     <w:p>
@@ -11150,7 +11219,7 @@
         <w:rPr>
           <w:b w:val="0"/>
         </w:rPr>
-        <w:t>《巴利三藏中的菩萨道思想12-真实巴拉密2、决意巴拉密、慈巴拉密1（课件）》：![拼版总图·《巴利三藏中的菩萨道思想12-真实巴拉密2、决意巴拉密、慈巴拉密1（课件）》](课件原图/拼版_98fbad78.png)</w:t>
+        <w:t>《巴利三藏中的菩萨道思想12-真实巴拉密2、决意巴拉密、慈巴拉密1（课件）》：![拼版总图·《巴利三藏中的菩萨道思想12-真实巴拉密2、决意巴拉密、慈巴拉密1（课件）》](课件原图/拼版_98fbad78.jpg)</w:t>
       </w:r>
     </w:p>
     <w:p>
@@ -11161,7 +11230,7 @@
         <w:rPr>
           <w:b w:val="0"/>
         </w:rPr>
-        <w:t>《巴利三藏中的菩萨道思想13-慈巴拉密2、舍巴拉密（课件）》：![拼版总图·《巴利三藏中的菩萨道思想13-慈巴拉密2、舍巴拉密（课件）》](课件原图/拼版_658c67dc.png)</w:t>
+        <w:t>《巴利三藏中的菩萨道思想13-慈巴拉密2、舍巴拉密（课件）》：![拼版总图·《巴利三藏中的菩萨道思想13-慈巴拉密2、舍巴拉密（课件）》](课件原图/拼版_658c67dc.jpg)</w:t>
       </w:r>
     </w:p>
     <w:p>
@@ -11172,7 +11241,7 @@
         <w:rPr>
           <w:b w:val="0"/>
         </w:rPr>
-        <w:t>《南北传菩萨道.pdf》：![拼版总图·《南北传菩萨道.pdf》](课件原图/拼版_9a5e453b.png)</w:t>
+        <w:t>《南北传菩萨道.pdf》：![拼版总图·《南北传菩萨道.pdf》](课件原图/拼版_9a5e453b.jpg)</w:t>
       </w:r>
     </w:p>
     <w:p>
@@ -11183,7 +11252,7 @@
         <w:rPr>
           <w:b w:val="0"/>
         </w:rPr>
-        <w:t>《南傳菩薩道.pdf》：![拼版总图·《南傳菩薩道.pdf》](课件原图/拼版_ab5f1c12.png)</w:t>
+        <w:t>《南傳菩薩道.pdf》：![拼版总图·《南傳菩薩道.pdf》](课件原图/拼版_ab5f1c12.jpg)</w:t>
       </w:r>
     </w:p>
     <w:p>
@@ -11202,7 +11271,7 @@
         <w:rPr>
           <w:b w:val="0"/>
         </w:rPr>
-        <w:t>《巴利三藏中的菩萨道思想10-精进巴拉密2、忍辱巴拉密（课件）》第3页（结构图/流程图/表格）：![课件原图·《巴利三藏中的菩萨道思想10-精进巴拉密2、忍辱巴拉密（课件）》·第3页](课件原图/课件原图_2e34d180_p03.png)</w:t>
+        <w:t>《巴利三藏中的菩萨道思想10-精进巴拉密2、忍辱巴拉密（课件）》第26页（结构图/流程图/表格）：![课件原图·《巴利三藏中的菩萨道思想10-精进巴拉密2、忍辱巴拉密（课件）》·第26页](课件原图/课件原图_2e34d180_p26.jpg)</w:t>
       </w:r>
     </w:p>
     <w:p>
@@ -11213,7 +11282,7 @@
         <w:rPr>
           <w:b w:val="0"/>
         </w:rPr>
-        <w:t>《巴利三藏中的菩萨道思想10-精进巴拉密2、忍辱巴拉密（课件）》第4页（结构图/流程图/表格）：![课件原图·《巴利三藏中的菩萨道思想10-精进巴拉密2、忍辱巴拉密（课件）》·第4页](课件原图/课件原图_2e34d180_p04.png)</w:t>
+        <w:t>《巴利三藏中的菩萨道思想11-真实巴拉密1（课件）》：（本册为纯文字页，无图形页）</w:t>
       </w:r>
     </w:p>
     <w:p>
@@ -11224,7 +11293,7 @@
         <w:rPr>
           <w:b w:val="0"/>
         </w:rPr>
-        <w:t>《巴利三藏中的菩萨道思想10-精进巴拉密2、忍辱巴拉密（课件）》第25页（结构图/流程图/表格）：![课件原图·《巴利三藏中的菩萨道思想10-精进巴拉密2、忍辱巴拉密（课件）》·第25页](课件原图/课件原图_2e34d180_p25.png)</w:t>
+        <w:t>《巴利三藏中的菩萨道思想12-真实巴拉密2、决意巴拉密、慈巴拉密1（课件）》第33页（表格/结构图）：![课件原图·《巴利三藏中的菩萨道思想12-真实巴拉密2、决意巴拉密、慈巴拉密1（课件）》·第33页](课件原图/课件原图_98fbad78_p33.jpg)</w:t>
       </w:r>
     </w:p>
     <w:p>
@@ -11235,7 +11304,7 @@
         <w:rPr>
           <w:b w:val="0"/>
         </w:rPr>
-        <w:t>《巴利三藏中的菩萨道思想10-精进巴拉密2、忍辱巴拉密（课件）》第26页（结构图/流程图/表格）：![课件原图·《巴利三藏中的菩萨道思想10-精进巴拉密2、忍辱巴拉密（课件）》·第26页](课件原图/课件原图_2e34d180_p26.png)</w:t>
+        <w:t>《巴利三藏中的菩萨道思想12-真实巴拉密2、决意巴拉密、慈巴拉密1（课件）》第59页（表格/结构图）：![课件原图·《巴利三藏中的菩萨道思想12-真实巴拉密2、决意巴拉密、慈巴拉密1（课件）》·第59页](课件原图/课件原图_98fbad78_p59.jpg)</w:t>
       </w:r>
     </w:p>
     <w:p>
@@ -11246,7 +11315,7 @@
         <w:rPr>
           <w:b w:val="0"/>
         </w:rPr>
-        <w:t>《巴利三藏中的菩萨道思想10-精进巴拉密2、忍辱巴拉密（课件）》第30页（结构图/流程图/表格）：![课件原图·《巴利三藏中的菩萨道思想10-精进巴拉密2、忍辱巴拉密（课件）》·第30页](课件原图/课件原图_2e34d180_p30.png)</w:t>
+        <w:t>《巴利三藏中的菩萨道思想12-真实巴拉密2、决意巴拉密、慈巴拉密1（课件）》第74页（表格/结构图）：![课件原图·《巴利三藏中的菩萨道思想12-真实巴拉密2、决意巴拉密、慈巴拉密1（课件）》·第74页](课件原图/课件原图_98fbad78_p74.jpg)</w:t>
       </w:r>
     </w:p>
     <w:p>
@@ -11257,161 +11326,7 @@
         <w:rPr>
           <w:b w:val="0"/>
         </w:rPr>
-        <w:t>《巴利三藏中的菩萨道思想11-真实巴拉密1（课件）》：（本册为纯文字页，无图形页）</w:t>
-      </w:r>
-    </w:p>
-    <w:p>
-      <w:pPr>
-        <w:pStyle w:val="ListBullet"/>
-      </w:pPr>
-      <w:r>
-        <w:rPr>
-          <w:b w:val="0"/>
-        </w:rPr>
-        <w:t>《巴利三藏中的菩萨道思想12-真实巴拉密2、决意巴拉密、慈巴拉密1（课件）》第16页（表格/结构图）：![课件原图·《巴利三藏中的菩萨道思想12-真实巴拉密2、决意巴拉密、慈巴拉密1（课件）》·第16页](课件原图/课件原图_98fbad78_p16.png)</w:t>
-      </w:r>
-    </w:p>
-    <w:p>
-      <w:pPr>
-        <w:pStyle w:val="ListBullet"/>
-      </w:pPr>
-      <w:r>
-        <w:rPr>
-          <w:b w:val="0"/>
-        </w:rPr>
-        <w:t>《巴利三藏中的菩萨道思想12-真实巴拉密2、决意巴拉密、慈巴拉密1（课件）》第21页（表格/结构图）：![课件原图·《巴利三藏中的菩萨道思想12-真实巴拉密2、决意巴拉密、慈巴拉密1（课件）》·第21页](课件原图/课件原图_98fbad78_p21.png)</w:t>
-      </w:r>
-    </w:p>
-    <w:p>
-      <w:pPr>
-        <w:pStyle w:val="ListBullet"/>
-      </w:pPr>
-      <w:r>
-        <w:rPr>
-          <w:b w:val="0"/>
-        </w:rPr>
-        <w:t>《巴利三藏中的菩萨道思想12-真实巴拉密2、决意巴拉密、慈巴拉密1（课件）》第23页（表格/结构图）：![课件原图·《巴利三藏中的菩萨道思想12-真实巴拉密2、决意巴拉密、慈巴拉密1（课件）》·第23页](课件原图/课件原图_98fbad78_p23.png)</w:t>
-      </w:r>
-    </w:p>
-    <w:p>
-      <w:pPr>
-        <w:pStyle w:val="ListBullet"/>
-      </w:pPr>
-      <w:r>
-        <w:rPr>
-          <w:b w:val="0"/>
-        </w:rPr>
-        <w:t>《巴利三藏中的菩萨道思想12-真实巴拉密2、决意巴拉密、慈巴拉密1（课件）》第33页（表格/结构图）：![课件原图·《巴利三藏中的菩萨道思想12-真实巴拉密2、决意巴拉密、慈巴拉密1（课件）》·第33页](课件原图/课件原图_98fbad78_p33.png)</w:t>
-      </w:r>
-    </w:p>
-    <w:p>
-      <w:pPr>
-        <w:pStyle w:val="ListBullet"/>
-      </w:pPr>
-      <w:r>
-        <w:rPr>
-          <w:b w:val="0"/>
-        </w:rPr>
-        <w:t>《巴利三藏中的菩萨道思想12-真实巴拉密2、决意巴拉密、慈巴拉密1（课件）》第37页（表格/结构图）：![课件原图·《巴利三藏中的菩萨道思想12-真实巴拉密2、决意巴拉密、慈巴拉密1（课件）》·第37页](课件原图/课件原图_98fbad78_p37.png)</w:t>
-      </w:r>
-    </w:p>
-    <w:p>
-      <w:pPr>
-        <w:pStyle w:val="ListBullet"/>
-      </w:pPr>
-      <w:r>
-        <w:rPr>
-          <w:b w:val="0"/>
-        </w:rPr>
-        <w:t>《巴利三藏中的菩萨道思想12-真实巴拉密2、决意巴拉密、慈巴拉密1（课件）》第44页（表格/结构图）：![课件原图·《巴利三藏中的菩萨道思想12-真实巴拉密2、决意巴拉密、慈巴拉密1（课件）》·第44页](课件原图/课件原图_98fbad78_p44.png)</w:t>
-      </w:r>
-    </w:p>
-    <w:p>
-      <w:pPr>
-        <w:pStyle w:val="ListBullet"/>
-      </w:pPr>
-      <w:r>
-        <w:rPr>
-          <w:b w:val="0"/>
-        </w:rPr>
-        <w:t>《巴利三藏中的菩萨道思想12-真实巴拉密2、决意巴拉密、慈巴拉密1（课件）》第59页（表格/结构图）：![课件原图·《巴利三藏中的菩萨道思想12-真实巴拉密2、决意巴拉密、慈巴拉密1（课件）》·第59页](课件原图/课件原图_98fbad78_p59.png)</w:t>
-      </w:r>
-    </w:p>
-    <w:p>
-      <w:pPr>
-        <w:pStyle w:val="ListBullet"/>
-      </w:pPr>
-      <w:r>
-        <w:rPr>
-          <w:b w:val="0"/>
-        </w:rPr>
-        <w:t>《巴利三藏中的菩萨道思想12-真实巴拉密2、决意巴拉密、慈巴拉密1（课件）》第62页（表格/结构图）：![课件原图·《巴利三藏中的菩萨道思想12-真实巴拉密2、决意巴拉密、慈巴拉密1（课件）》·第62页](课件原图/课件原图_98fbad78_p62.png)</w:t>
-      </w:r>
-    </w:p>
-    <w:p>
-      <w:pPr>
-        <w:pStyle w:val="ListBullet"/>
-      </w:pPr>
-      <w:r>
-        <w:rPr>
-          <w:b w:val="0"/>
-        </w:rPr>
-        <w:t>《巴利三藏中的菩萨道思想12-真实巴拉密2、决意巴拉密、慈巴拉密1（课件）》第65页（表格/结构图）：![课件原图·《巴利三藏中的菩萨道思想12-真实巴拉密2、决意巴拉密、慈巴拉密1（课件）》·第65页](课件原图/课件原图_98fbad78_p65.png)</w:t>
-      </w:r>
-    </w:p>
-    <w:p>
-      <w:pPr>
-        <w:pStyle w:val="ListBullet"/>
-      </w:pPr>
-      <w:r>
-        <w:rPr>
-          <w:b w:val="0"/>
-        </w:rPr>
-        <w:t>《巴利三藏中的菩萨道思想12-真实巴拉密2、决意巴拉密、慈巴拉密1（课件）》第70页（表格/结构图）：![课件原图·《巴利三藏中的菩萨道思想12-真实巴拉密2、决意巴拉密、慈巴拉密1（课件）》·第70页](课件原图/课件原图_98fbad78_p70.png)</w:t>
-      </w:r>
-    </w:p>
-    <w:p>
-      <w:pPr>
-        <w:pStyle w:val="ListBullet"/>
-      </w:pPr>
-      <w:r>
-        <w:rPr>
-          <w:b w:val="0"/>
-        </w:rPr>
-        <w:t>《巴利三藏中的菩萨道思想12-真实巴拉密2、决意巴拉密、慈巴拉密1（课件）》第74页（表格/结构图）：![课件原图·《巴利三藏中的菩萨道思想12-真实巴拉密2、决意巴拉密、慈巴拉密1（课件）》·第74页](课件原图/课件原图_98fbad78_p74.png)</w:t>
-      </w:r>
-    </w:p>
-    <w:p>
-      <w:pPr>
-        <w:pStyle w:val="ListBullet"/>
-      </w:pPr>
-      <w:r>
-        <w:rPr>
-          <w:b w:val="0"/>
-        </w:rPr>
-        <w:t>《巴利三藏中的菩萨道思想13-慈巴拉密2、舍巴拉密（课件）》第37页（表格（十种舍））：![课件原图·《巴利三藏中的菩萨道思想13-慈巴拉密2、舍巴拉密（课件）》·第37页](课件原图/课件原图_658c67dc_p37.png)</w:t>
-      </w:r>
-    </w:p>
-    <w:p>
-      <w:pPr>
-        <w:pStyle w:val="ListBullet"/>
-      </w:pPr>
-      <w:r>
-        <w:rPr>
-          <w:b w:val="0"/>
-        </w:rPr>
         <w:t>《南北传菩萨道.pdf》：（本册为纯文字页，无图形页）</w:t>
-      </w:r>
-    </w:p>
-    <w:p>
-      <w:pPr>
-        <w:pStyle w:val="ListBullet"/>
-      </w:pPr>
-      <w:r>
-        <w:rPr>
-          <w:b w:val="0"/>
-        </w:rPr>
-        <w:t>《南傳菩薩道.pdf》第4页（表格/示意图）：![课件原图·《南傳菩薩道.pdf》·第4页](课件原图/课件原图_ab5f1c12_p04.png)</w:t>
       </w:r>
     </w:p>
     <w:sectPr>

--- a/交付成果/第三轮修订版/第三轮4周版/读书会17_菩萨道思想（一）_4周资料包（第三版修订）/Word版/第4周_忍辱等五波罗密与在家修菩萨道_主持人版.docx
+++ b/交付成果/第三轮修订版/第三轮4周版/读书会17_菩萨道思想（一）_4周资料包（第三版修订）/Word版/第4周_忍辱等五波罗密与在家修菩萨道_主持人版.docx
@@ -1992,7 +1992,7 @@
         <w:rPr>
           <w:b w:val="0"/>
         </w:rPr>
-        <w:t xml:space="preserve"> 只有以想来认知事物的时候，世俗谛才会出现。当我们以智慧来省察的时候，世俗谛就会消失。同样的，只有以智慧来省察的时候，究竟地呢，它就会呈现出来啊，心啊，心所啊，民法等等。</w:t>
+        <w:t xml:space="preserve"> 只有以想来认知事物的时候，世俗谛才会出现。当我们以智慧来省察的时候，世俗谛就会消失。同样的，只有以智慧来省察的时候，究竟地呢，它就会呈现出来啊，心啊，心所啊，名法等等。</w:t>
       </w:r>
     </w:p>
     <w:p>
@@ -2699,7 +2699,7 @@
         <w:rPr>
           <w:b w:val="0"/>
         </w:rPr>
-        <w:t xml:space="preserve"> 好，那么决意波罗蜜之后呢，是词啊，这个波罗蜜啊。……他发现说是持波罗蜜啊。原因是呢，因为只有慈心呢，才能够。完善啊，利益众生的决议，那么建立决议之后呢，如实进行利益众生啊，坚定的意志啊，有有决议的人呢就很重要。那么有决议的人呢啊，如果带上慈心呢啊，就可以让很多人获得利益啊。</w:t>
+        <w:t xml:space="preserve"> 好，那么决意波罗蜜之后呢，是慈啊，这个波罗蜜啊。……他发现说是持波罗蜜啊。原因是呢，因为只有慈心呢，才能够。完善啊，利益众生的决议，那么建立决议之后呢，如实进行利益众生啊，坚定的意志啊，有有决议的人呢就很重要。那么有决议的人呢啊，如果带上慈心呢啊，就可以让很多人获得利益啊。</w:t>
       </w:r>
     </w:p>
     <w:p>
@@ -2762,7 +2762,7 @@
         <w:rPr>
           <w:b w:val="0"/>
         </w:rPr>
-        <w:t xml:space="preserve"> 那么我们这个词呢，跟这个。我们世俗上的这个居家之爱或者是情爱，它有什么不同呢？他就是慈爱，没有依依不舍啊。这种状态好，那即使相隔很遥远，他内心也不会悲伤难过啊。所以他是高洁殊妙的啊。……那么这样一种爱呢，就叫贪爱。啊，而慈爱呢？没有这样，他就是希望对方快乐幸福啊，所以这个是要懂得分别了。</w:t>
+        <w:t xml:space="preserve"> 那么我们这个慈呢，跟这个。我们世俗上的这个居家之爱或者是情爱，它有什么不同呢？他就是慈爱，没有依依不舍啊。这种状态好，那即使相隔很遥远，他内心也不会悲伤难过啊。所以他是高洁殊妙的啊。……那么这样一种爱呢，就叫贪爱。啊，而慈爱呢？没有这样，他就是希望对方快乐幸福啊，所以这个是要懂得分别了。</w:t>
       </w:r>
     </w:p>
     <w:p>
@@ -2783,7 +2783,7 @@
         <w:rPr>
           <w:b w:val="0"/>
         </w:rPr>
-        <w:t xml:space="preserve"> 慈爱的本质意义呢，是无嗔心，所它就像忍辱一样，它是无嗔的啊。那。在对方有侵犯之际呢，自己不起身加以呵制啊，这个是忍辱啊，这是无嗔。那么但是呢，见到众生获得的幸福，他希望众生啊继续幸福，或者希望众生呢啊，他内心身体都没有痛苦，也不遭受危难啊，那么这样的。无嗔呢就称为词，又称为美胆啊。</w:t>
+        <w:t xml:space="preserve"> 慈爱的本质意义呢，是无嗔心，所它就像忍辱一样，它是无嗔的啊。那。在对方有侵犯之际呢，自己不起身加以呵制啊，这个是忍辱啊，这是无嗔。那么但是呢，见到众生获得的幸福，他希望众生啊继续幸福，或者希望众生呢啊，他内心身体都没有痛苦，也不遭受危难啊，那么这样的。无嗔呢就称为慈，又称为美胆啊。</w:t>
       </w:r>
     </w:p>
     <w:p>
@@ -3540,7 +3540,7 @@
         <w:rPr>
           <w:b w:val="0"/>
         </w:rPr>
-        <w:t xml:space="preserve"> 一个修菩萨道的人呢，他对这些众生都会有平等的作意。所以，舍波罗蜜呢，是归纳到放住舍当中，就是要具有大悲心和这个善巧精进智啊，精通智啊，对可欲的众生及诸行法和不可欲的众生及诸行法，没有爱恨啊，而是平等中立啊。这个就是舍。菠罗蜜……那么它的本质呢，就是这个物培伽这个中舍性心所所以舍的特相呢，就是不是一既没有爱也没有恨啊，这种平等的特相啊……它的作用呢，就是平等的看待一切的众生啊。它的这个现起呢，就是平息啊，所有爱恨啊。那么这个舍的近因呢，是业省察字啊，或者是把众生当做业的主人。</w:t>
+        <w:t xml:space="preserve"> 一个修菩萨道的人呢，他对这些众生都会有平等的作意。所以，舍波罗蜜呢，是归纳到梵住舍当中，就是要具有大悲心和这个善巧精进智啊，精通智啊，对可欲的众生及诸行法和不可欲的众生及诸行法，没有爱恨啊，而是平等中立啊。这个就是舍。菠罗蜜……那么它的本质呢，就是这个物培伽这个中舍性心所所以舍的特相呢，就是不是一既没有爱也没有恨啊，这种平等的特相啊……它的作用呢，就是平等的看待一切的众生啊。它的这个现起呢，就是平息啊，所有爱恨啊。那么这个舍的近因呢，是业省察字啊，或者是把众生当做业的主人。</w:t>
       </w:r>
     </w:p>
     <w:p>
@@ -3582,7 +3582,7 @@
         <w:rPr>
           <w:b w:val="0"/>
         </w:rPr>
-        <w:t xml:space="preserve"> 那。其中呢有一个。这个。这个本身故事啊叫啊叫。罗马罗马罕萨啊，罗马罕萨啊……那么罗马罕萨呢，是意思就是非常惊悚的意思啊，那么在所形藏著里面也把它称为叫大身毛竖立塑形啊，大身毛竖立就汗毛都竖起来了。</w:t>
+        <w:t xml:space="preserve"> 那。其中呢有一个。这个。这个本生故事啊叫啊叫。罗摩汉沙啊，罗摩汉沙啊……那么罗摩汉沙呢，是意思就是非常惊悚的意思啊，那么在所形藏著里面也把它称为叫大身毛竖立塑形啊，大身毛竖立就汗毛都竖起来了。</w:t>
       </w:r>
     </w:p>
     <w:p>

--- a/交付成果/第三轮修订版/第三轮4周版/读书会17_菩萨道思想（一）_4周资料包（第三版修订）/Word版/第4周_忍辱等五波罗密与在家修菩萨道_主持人版.docx
+++ b/交付成果/第三轮修订版/第三轮4周版/读书会17_菩萨道思想（一）_4周资料包（第三版修订）/Word版/第4周_忍辱等五波罗密与在家修菩萨道_主持人版.docx
@@ -1824,7 +1824,7 @@
         <w:rPr>
           <w:b w:val="0"/>
         </w:rPr>
-        <w:t xml:space="preserve"> 那。今天呢，我们开始学啊，真实波罗蜜。那。菩萨上慧菩萨在思维啊。在累积忍辱波罗蜜之后呢啊。他思考到，不仅呢，能够容忍侵犯的人呢，甚至可以饶役侵犯的人。所以对于利益众生的方面呢，真实不虚啊。</w:t>
+        <w:t xml:space="preserve"> 那。今天呢，我们开始学啊，真实波罗蜜。那。菩萨，善慧菩萨在思维啊。在累积忍辱波罗蜜之后呢啊。他思考到，不仅呢，能够容忍侵犯的人呢，甚至可以饶役侵犯的人。所以对于利益众生的方面呢，真实不虚啊。</w:t>
       </w:r>
     </w:p>
     <w:p>
@@ -2124,14 +2124,6 @@
     <w:p>
       <w:r>
         <w:rPr>
-          <w:b w:val="0"/>
-        </w:rPr>
-        <w:t>[generated, not original text]</w:t>
-      </w:r>
-    </w:p>
-    <w:p>
-      <w:r>
-        <w:rPr>
           <w:b/>
           <w:color w:val="1F3864"/>
           <w:sz w:val="23"/>
@@ -2468,7 +2460,7 @@
         <w:rPr>
           <w:b w:val="0"/>
         </w:rPr>
-        <w:t xml:space="preserve"> 啊，那么组成我们讲第七个波罗蜜的这个真实语呢啊，真实波罗蜜呢，就是这个离万真实语为主的啊。所以菩萨呢，时时刻刻所有的菩萨都一样，累计累生累世，培育这个离万尊实意，就是菩萨从来不说话啊，那么他生生世世呢，都是以说实话来成就真实波罗蜜啊。……如果他离妄，但是没有离妄真实语啊。</w:t>
+        <w:t xml:space="preserve"> 啊，那么组成我们讲第七个波罗蜜的这个真实语呢啊，真实波罗蜜呢，就是这个离妄真实语为主的啊。所以菩萨呢，时时刻刻所有的菩萨都一样，累计累生累世，培育这个离万尊实意，就是菩萨从来不说话啊，那么他生生世世呢，都是以说实话来成就真实波罗蜜啊。……如果他离妄，但是没有离妄真实语啊。</w:t>
       </w:r>
     </w:p>
     <w:p>
@@ -2489,7 +2481,7 @@
         <w:rPr>
           <w:b w:val="0"/>
         </w:rPr>
-        <w:t xml:space="preserve"> 啊，菩萨呢，只有在需要取信他人的时候，他才会说取信真实语……只有在需要实现愿望的时候，他才会说许愿真实语。那至于你一万真实语呢，那是菩萨时时刻刻都持守的就是菩萨一定是只说真话。所以呢，我们要向菩萨学习哈，因为真实理是最有力量的啊。</w:t>
+        <w:t xml:space="preserve"> 啊，菩萨呢，只有在需要取信他人的时候，他才会说取信真实语……只有在需要实现愿望的时候，他才会说许愿真实语。那至于你离妄真实语呢，那是菩萨时时刻刻都持守的就是菩萨一定是只说真话。所以呢，我们要向菩萨学习哈，因为真实理是最有力量的啊。</w:t>
       </w:r>
     </w:p>
     <w:p>
@@ -2831,14 +2823,6 @@
     <w:p>
       <w:r>
         <w:rPr>
-          <w:b w:val="0"/>
-        </w:rPr>
-        <w:t>[generated, not original text]</w:t>
-      </w:r>
-    </w:p>
-    <w:p>
-      <w:r>
-        <w:rPr>
           <w:b/>
           <w:color w:val="1F3864"/>
           <w:sz w:val="23"/>
@@ -3256,14 +3240,6 @@
     <w:p>
       <w:r>
         <w:rPr>
-          <w:b w:val="0"/>
-        </w:rPr>
-        <w:t>[generated, not original text]</w:t>
-      </w:r>
-    </w:p>
-    <w:p>
-      <w:r>
-        <w:rPr>
           <w:b/>
           <w:color w:val="1F3864"/>
           <w:sz w:val="23"/>
@@ -3372,7 +3348,7 @@
         <w:rPr>
           <w:b w:val="0"/>
         </w:rPr>
-        <w:t xml:space="preserve"> 所以合起来呢，我们修慈心的时候要成就慈心禅，那那要对五百二十八个方向的友情啊啊散播慈爱。</w:t>
+        <w:t xml:space="preserve"> 所以合起来呢，我们修慈心的时候要成就慈心禅，那要对五百二十八个方向的有情啊啊散播慈爱。</w:t>
       </w:r>
     </w:p>
     <w:p>
@@ -3456,7 +3432,7 @@
         <w:rPr>
           <w:b w:val="0"/>
         </w:rPr>
-        <w:t xml:space="preserve"> 嗯。那这个舍不容易在讲的时候呢，我们顺便讲一下在经典里面讲到的十种舍啊。这个十种舍呢，分别有六只舍、半注舍、精进这个觉知舍、精进舍、行舍、受舍、观舍、中舍、性舍和成舍、变净舍。</w:t>
+        <w:t xml:space="preserve"> 嗯。那这个舍不容易在讲的时候呢，我们顺便讲一下在经典里面讲到的十种舍啊。这个十种舍呢，分别有六支舍、犯住舍、精进舍、行舍、受舍、观舍、中舍、性舍、成舍、遍净舍。</w:t>
       </w:r>
     </w:p>
     <w:p>
@@ -3540,7 +3516,7 @@
         <w:rPr>
           <w:b w:val="0"/>
         </w:rPr>
-        <w:t xml:space="preserve"> 一个修菩萨道的人呢，他对这些众生都会有平等的作意。所以，舍波罗蜜呢，是归纳到梵住舍当中，就是要具有大悲心和这个善巧精进智啊，精通智啊，对可欲的众生及诸行法和不可欲的众生及诸行法，没有爱恨啊，而是平等中立啊。这个就是舍。菠罗蜜……那么它的本质呢，就是这个物培伽这个中舍性心所所以舍的特相呢，就是不是一既没有爱也没有恨啊，这种平等的特相啊……它的作用呢，就是平等的看待一切的众生啊。它的这个现起呢，就是平息啊，所有爱恨啊。那么这个舍的近因呢，是业省察字啊，或者是把众生当做业的主人。</w:t>
+        <w:t xml:space="preserve"> 一个修菩萨道的人呢，他对这些众生都会有平等的作意。所以，舍波罗蜜呢，是归纳到梵住舍当中，就是要具有大悲心和这个善巧精进智啊，精通智啊，对可欲的众生及诸行法和不可欲的众生及诸行法，没有爱恨啊，而是平等中立啊。这个就是舍。菠罗蜜……那么它的本质呢，是这个upekkhā（中舍性）心所所以舍的特相呢，就是不是一既没有爱也没有恨啊，这种平等的特相啊……它的作用呢，就是平等的看待一切的众生啊。它的这个现起呢，就是平息啊，所有爱恨啊。那么这个舍的近因呢，是业省察字啊，或者是把众生当做业的主人。</w:t>
       </w:r>
     </w:p>
     <w:p>
@@ -3582,7 +3558,7 @@
         <w:rPr>
           <w:b w:val="0"/>
         </w:rPr>
-        <w:t xml:space="preserve"> 那。其中呢有一个。这个。这个本生故事啊叫啊叫。罗摩汉沙啊，罗摩汉沙啊……那么罗摩汉沙呢，是意思就是非常惊悚的意思啊，那么在所形藏著里面也把它称为叫大身毛竖立塑形啊，大身毛竖立就汗毛都竖起来了。</w:t>
+        <w:t xml:space="preserve"> 那。其中呢有一个。这个。这个本生故事啊叫啊叫。罗摩汉沙啊，罗摩汉沙啊……那么罗摩汉沙呢，是意思就是非常惊悚的意思啊，那么在《所行藏》里面也把它称为叫大身毛竖立塑形啊，大身毛竖立就汗毛都竖起来了。</w:t>
       </w:r>
     </w:p>
     <w:p>
@@ -3624,7 +3600,7 @@
         <w:rPr>
           <w:b w:val="0"/>
         </w:rPr>
-        <w:t xml:space="preserve"> 那么对于愚昧的孩子和智者呢，这个菩萨都采取同样的态度，他没有欢喜向他致敬的智者，也没有讨厌侮辱他的这个愚昧的孩子。相反呢，他对两种人都采取不喜不怒的中色的态度。</w:t>
+        <w:t xml:space="preserve"> 那么对于愚昧的孩子和智者呢，这个菩萨都采取同样的态度，他没有欢喜向他致敬的智者，也没有讨厌侮辱他的这个愚昧的孩子。相反呢，他对两种人都采取不喜不怒的中舍的态度。</w:t>
       </w:r>
     </w:p>
     <w:p>
@@ -3651,14 +3627,6 @@
     <w:p>
       <w:r>
         <w:rPr>
-          <w:b w:val="0"/>
-        </w:rPr>
-        <w:t>[generated, not original text]</w:t>
-      </w:r>
-    </w:p>
-    <w:p>
-      <w:r>
-        <w:rPr>
           <w:b/>
           <w:color w:val="1F3864"/>
           <w:sz w:val="23"/>
@@ -5564,7 +5532,7 @@
         <w:rPr>
           <w:b w:val="0"/>
         </w:rPr>
-        <w:t xml:space="preserve"> 那第一类，比如说这菩萨修行过程中呢，啊种下一些啊不善业，然后这个啊，即使到成佛的时候，他还会受啊三个月的把脉自动啊。那这个这这个是这个他是什么原因的呢？</w:t>
+        <w:t xml:space="preserve"> 那第一类，比如说这菩萨修行过程中呢，啊种下一些啊不善业，然后这个啊，即使到成佛的时候，他还会受啊三个月的马麦之报啊。那这个这这个是这个他是什么原因的呢？</w:t>
       </w:r>
     </w:p>
     <w:p>
@@ -5585,7 +5553,7 @@
         <w:rPr>
           <w:b w:val="0"/>
         </w:rPr>
-        <w:t xml:space="preserve"> 就是当时啊这个我们的佛陀啊，这个吃了三个月老麦。他是据说是在九十二大劫之前呢，那时候菩萨投身在一个家庭里面，那么那个时候因为他自己出生啊的缘故啊，那么他很哦。所以那个时候有这个，</w:t>
+        <w:t xml:space="preserve"> 就是当时啊这个我们的佛陀啊，这个吃了三个月马麦。他是据说是在九十二大劫之前呢，那时候菩萨投身在一个家庭里面，那么那个时候因为他自己出生啊的缘故啊，那么他很哦。所以那个时候有这个，</w:t>
       </w:r>
     </w:p>
     <w:p>
@@ -5627,7 +5595,7 @@
         <w:rPr>
           <w:b w:val="0"/>
         </w:rPr>
-        <w:t xml:space="preserve"> 然后呢，也吃了三个月了嘛。那么三个月的买卖的时候呢，这个其实呢，他是啊魔王啊魔王来干嘛，他当时呢刚好。佛陀游行到一个叫围栏干的地方啊去游行，然后这围栏干那个村的村长啊，婆罗门啊，就邀请佛陀说，你这三个月在我们这里过安居了……</w:t>
+        <w:t xml:space="preserve"> 然后呢，也吃了三个月了嘛。那么这三个月的马麦的时候呢，这个其实呢，他是啊魔王啊魔王来干嘛，他当时呢刚好。佛陀游行到一个叫围栏干的地方啊去游行，然后这围栏干那个村的村长啊，婆罗门啊，就邀请佛陀说，你这三个月在我们这里过安居了……</w:t>
       </w:r>
     </w:p>
     <w:p>
@@ -5690,7 +5658,7 @@
         <w:rPr>
           <w:b w:val="0"/>
         </w:rPr>
-        <w:t xml:space="preserve"> 三个月以后，这个摩罗的干扰才才消失，然后村长才想起来啊，然后这个非常不好意思。那么这个是这个马麦啊，那么佛陀呢，还曾经被这个新家，我们国际反应成亲家啊，这个诬陷。那么诬陷他说这个，呃，这个佛陀跟他有关系。那么这个因缘呢，就是菩萨在过去生呢，投身为一个这个圣陀罗啊，就是一个畏惧这个这个种姓很低微的啊，一个无名无份的……</w:t>
+        <w:t xml:space="preserve"> 三个月以后，这个摩罗的干扰才才消失，然后村长才想起来啊，然后这个非常不好意思。那么这个是这个马麦啊，那么佛陀呢，还曾经被这个金家（女），我们一般翻成金家啊，这个诬陷。那么诬陷他说这个，呃，这个佛陀跟他有关系。那么这个因缘呢，就是菩萨在过去生呢，投身为一个这个圣陀罗啊，就是一个畏惧这个这个种姓很低微的啊，一个无名无份的……</w:t>
       </w:r>
     </w:p>
     <w:p>
@@ -5837,7 +5805,7 @@
         <w:rPr>
           <w:b w:val="0"/>
         </w:rPr>
-        <w:t xml:space="preserve"> 会遭受这个后背的疼痛。啊，那么后背的疼痛呢，但是在佛陀，他是这个在经典来讲，他这个疼痛呢，是属于叫至死方休的苦受。他要一直忍受到入半涅槃才会结束，</w:t>
+        <w:t xml:space="preserve"> 会遭受这个后背的疼痛。啊，那么后背的疼痛呢，但是在佛陀，他是这个在经典来讲，他这个疼痛呢，是属于叫至死方休的苦受。他要一直忍受到入般涅槃才会结束，</w:t>
       </w:r>
     </w:p>
     <w:p>
@@ -5879,7 +5847,7 @@
         <w:rPr>
           <w:b w:val="0"/>
         </w:rPr>
-        <w:t xml:space="preserve"> 那包括我们佛陀，他六年苦行，那。过去二十八佛里面呢，佛陀苦行的时间最长。那么为什么会有这么长的苦刑呢？……但是在在心情经里面讲到就是菩萨以前所未有的苦行啊，来折磨自己。那佛陀讲说，未曾有不可思议啊……这个过去二十八佛里面呢，这个我们当时最长的就是奥德马佛陀，我们乔达马佛陀六年的不行。其他的就是几个月啊，甚至有的只有几天。啊，</w:t>
+        <w:t xml:space="preserve"> 那包括我们佛陀，他六年苦行，那。过去二十八佛里面呢，佛陀苦行的时间最长。那么为什么会有这么长的苦刑呢？……但是在在心情经里面讲到就是菩萨以前所未有的苦行啊，来折磨自己。那佛陀讲说，未曾有不可思议啊……这个过去二十八佛里面呢，这个我们当时最长的就是果德玛佛陀，我们乔达摩佛陀六年的苦行。其他的就是几个月啊，甚至有的只有几天。啊，</w:t>
       </w:r>
     </w:p>
     <w:p>
@@ -6034,7 +6002,7 @@
         <w:rPr>
           <w:b w:val="0"/>
         </w:rPr>
-        <w:t xml:space="preserve"> 怎么修行啊，所以那么佛陀他成佛的时候呢，是连同阿拉汉道子以及一切之质一起升起，所以那一刹那。他断除了贪嗔痴的烦恼……那也就是说，就是这个解脱呢，他都是按照出过阿菩萨摩提过这个次第来，只是呢，佛陀的这个解脱呢，它是连同着他的这个一切资质一起生起来。</w:t>
+        <w:t xml:space="preserve"> 怎么修行啊，所以那么佛陀他成佛的时候呢，是连同阿拉汉道果以及一切知智一起升起，所以那一刹那。他断除了贪嗔痴的烦恼……那也就是说，就是这个解脱呢，他都是按照出过阿菩萨摩提过这个次第来，只是呢，佛陀的这个解脱呢，它是连同着他的这个一切资质一起生起来。</w:t>
       </w:r>
     </w:p>
     <w:p>
@@ -6076,7 +6044,7 @@
         <w:rPr>
           <w:b w:val="0"/>
         </w:rPr>
-        <w:t xml:space="preserve"> ……那么果德呢，就是佛土成佛以后的果德呢？他说，首先在色身上呢，有三十二种大人相，八四种随行好。</w:t>
+        <w:t xml:space="preserve"> ……那么果德呢，就是佛土成佛以后的果德呢？他说，首先在色身上呢，有三十二种大人相，八十种随形好。</w:t>
       </w:r>
     </w:p>
     <w:p>
@@ -6097,7 +6065,7 @@
         <w:rPr>
           <w:b w:val="0"/>
         </w:rPr>
-        <w:t xml:space="preserve"> 那佛陀的心智呢……他有拥有佛陀的实力，四无所谓，六不共智，十八不共品啊，这些无量功德。</w:t>
+        <w:t xml:space="preserve"> 那佛陀的心智呢……他有佛陀的十力、四无所畏、六不共智、十八不共法，这些无量功德。</w:t>
       </w:r>
     </w:p>
     <w:p>
@@ -6252,7 +6220,7 @@
         <w:rPr>
           <w:b w:val="0"/>
         </w:rPr>
-        <w:t xml:space="preserve"> 啊，由于相业呢，他会投身到上天啊，天人啊……那他也曾经因为恶业的成熟啊，投身为狮子啊，大象啊，鹿啊，猴子啊，孔雀啊啊。等等啊，甚至他落入过地狱。那么从巴利圣典的角度上来讲，菩萨堕入恶趣，它并不是一种实现，它就是真的菩萨。在三北极波罗蜜的过程中，他会。所以他们就会造作不善业，你造作不善业的过程中呢，他就有些不善业会成熟啊，那他就会堕入恶趣。所以在这个过程中呢，他就是尤其是堕恶趣的时候，他是会充满艰辛的。</w:t>
+        <w:t xml:space="preserve"> 啊，由于善业呢，他会投身到上天啊，天人啊……那他也曾经因为恶业的成熟啊，投身为狮子啊，大象啊，鹿啊，猴子啊，孔雀啊啊。等等啊，甚至他落入过地狱。那么从巴利圣典的角度上来讲，菩萨堕入恶趣，它并不是一种示现，它就是真的菩萨。在三北极波罗蜜的过程中，他会。所以他们就会造作不善业，你造作不善业的过程中呢，他就有些不善业会成熟啊，那他就会堕入恶趣。所以在这个过程中呢，他就是尤其是堕恶趣的时候，他是会充满艰辛的。</w:t>
       </w:r>
     </w:p>
     <w:p>
